--- a/Аэродинамика/ВыборПрофиля/ВыборПрофиляКрылаХвоста.docx
+++ b/Аэродинамика/ВыборПрофиля/ВыборПрофиляКрылаХвоста.docx
@@ -15,7 +15,7 @@
         <w:pStyle w:val="11"/>
       </w:pPr>
       <w:r>
-        <w:t>Крыло и хвостовое оперений</w:t>
+        <w:t>Крыло и хвостовое оперение</w:t>
       </w:r>
     </w:p>
     <w:p>
@@ -169,7 +169,23 @@
           <w:rFonts w:eastAsiaTheme="minorEastAsia"/>
           <w:lang w:val="ru-RU"/>
         </w:rPr>
-        <w:t>Такой характер обтекания предполагает использования специализированных профилей, спроектированных для малых чисел Рейнольдса.</w:t>
+        <w:t xml:space="preserve">Такой характер обтекания предполагает использования специализированных профилей, спроектированных для малых чисел </w:t>
+      </w:r>
+      <w:proofErr w:type="spellStart"/>
+      <w:r>
+        <w:rPr>
+          <w:rFonts w:eastAsiaTheme="minorEastAsia"/>
+          <w:lang w:val="ru-RU"/>
+        </w:rPr>
+        <w:t>Рейнольдса</w:t>
+      </w:r>
+      <w:proofErr w:type="spellEnd"/>
+      <w:r>
+        <w:rPr>
+          <w:rFonts w:eastAsiaTheme="minorEastAsia"/>
+          <w:lang w:val="ru-RU"/>
+        </w:rPr>
+        <w:t>.</w:t>
       </w:r>
     </w:p>
     <w:p>
@@ -701,6 +717,7 @@
         </w:rPr>
         <w:t xml:space="preserve">7. </w:t>
       </w:r>
+      <w:proofErr w:type="gramStart"/>
       <w:r>
         <w:rPr>
           <w:rFonts w:eastAsiaTheme="minorEastAsia"/>
@@ -956,7 +973,15 @@
           <w:rFonts w:eastAsiaTheme="minorEastAsia"/>
           <w:lang w:val="ru-RU"/>
         </w:rPr>
-        <w:t xml:space="preserve">. </w:t>
+        <w:t>.</w:t>
+      </w:r>
+      <w:proofErr w:type="gramEnd"/>
+      <w:r>
+        <w:rPr>
+          <w:rFonts w:eastAsiaTheme="minorEastAsia"/>
+          <w:lang w:val="ru-RU"/>
+        </w:rPr>
+        <w:t xml:space="preserve"> </w:t>
       </w:r>
       <w:r>
         <w:rPr>
@@ -1089,21 +1114,7 @@
             <w:rFonts w:ascii="Cambria Math" w:eastAsiaTheme="minorEastAsia" w:hAnsi="Cambria Math"/>
             <w:lang w:val="ru-RU"/>
           </w:rPr>
-          <m:t>S</m:t>
-        </m:r>
-        <m:r>
-          <w:rPr>
-            <w:rFonts w:ascii="Cambria Math" w:eastAsiaTheme="minorEastAsia" w:hAnsi="Cambria Math"/>
-            <w:lang w:val="ru-RU"/>
-          </w:rPr>
-          <m:t>≈0,38</m:t>
-        </m:r>
-        <m:r>
-          <w:rPr>
-            <w:rFonts w:ascii="Cambria Math" w:eastAsiaTheme="minorEastAsia" w:hAnsi="Cambria Math"/>
-            <w:lang w:val="ru-RU"/>
-          </w:rPr>
-          <m:t xml:space="preserve"> </m:t>
+          <m:t xml:space="preserve">S≈0,38 </m:t>
         </m:r>
         <m:sSup>
           <m:sSupPr>
@@ -1178,7 +1189,23 @@
           <w:rFonts w:eastAsiaTheme="minorEastAsia"/>
           <w:lang w:val="ru-RU"/>
         </w:rPr>
-        <w:t xml:space="preserve">зафиксируем равным </w:t>
+        <w:t xml:space="preserve">зафиксируем </w:t>
+      </w:r>
+      <w:proofErr w:type="gramStart"/>
+      <w:r>
+        <w:rPr>
+          <w:rFonts w:eastAsiaTheme="minorEastAsia"/>
+          <w:lang w:val="ru-RU"/>
+        </w:rPr>
+        <w:t>равным</w:t>
+      </w:r>
+      <w:proofErr w:type="gramEnd"/>
+      <w:r>
+        <w:rPr>
+          <w:rFonts w:eastAsiaTheme="minorEastAsia"/>
+          <w:lang w:val="ru-RU"/>
+        </w:rPr>
+        <w:t xml:space="preserve"> </w:t>
       </w:r>
       <m:oMath>
         <m:r>
@@ -1202,14 +1229,7 @@
             <w:rFonts w:ascii="Cambria Math" w:eastAsiaTheme="minorEastAsia" w:hAnsi="Cambria Math"/>
             <w:lang w:val="ru-RU"/>
           </w:rPr>
-          <m:t>AR</m:t>
-        </m:r>
-        <m:r>
-          <w:rPr>
-            <w:rFonts w:ascii="Cambria Math" w:eastAsiaTheme="minorEastAsia" w:hAnsi="Cambria Math"/>
-            <w:lang w:val="ru-RU"/>
-          </w:rPr>
-          <m:t>=8</m:t>
+          <m:t>AR=8</m:t>
         </m:r>
       </m:oMath>
       <w:r>
@@ -1297,7 +1317,23 @@
           <w:rFonts w:eastAsiaTheme="minorEastAsia"/>
           <w:lang w:val="ru-RU"/>
         </w:rPr>
-        <w:t xml:space="preserve">был получен из оценки общего коэффициента подъемной силы БВС, который соответствует требуемому </w:t>
+        <w:t xml:space="preserve">был получен из оценки общего коэффициента подъемной силы БВС, который соответствует </w:t>
+      </w:r>
+      <w:proofErr w:type="gramStart"/>
+      <w:r>
+        <w:rPr>
+          <w:rFonts w:eastAsiaTheme="minorEastAsia"/>
+          <w:lang w:val="ru-RU"/>
+        </w:rPr>
+        <w:t>требуемому</w:t>
+      </w:r>
+      <w:proofErr w:type="gramEnd"/>
+      <w:r>
+        <w:rPr>
+          <w:rFonts w:eastAsiaTheme="minorEastAsia"/>
+          <w:lang w:val="ru-RU"/>
+        </w:rPr>
+        <w:t xml:space="preserve"> </w:t>
       </w:r>
       <m:oMath>
         <m:sSub>
@@ -1957,7 +1993,23 @@
           <w:rFonts w:eastAsiaTheme="minorEastAsia"/>
           <w:lang w:val="ru-RU"/>
         </w:rPr>
-        <w:t xml:space="preserve">выбраны равными </w:t>
+        <w:t xml:space="preserve">выбраны </w:t>
+      </w:r>
+      <w:proofErr w:type="gramStart"/>
+      <w:r>
+        <w:rPr>
+          <w:rFonts w:eastAsiaTheme="minorEastAsia"/>
+          <w:lang w:val="ru-RU"/>
+        </w:rPr>
+        <w:t>равными</w:t>
+      </w:r>
+      <w:proofErr w:type="gramEnd"/>
+      <w:r>
+        <w:rPr>
+          <w:rFonts w:eastAsiaTheme="minorEastAsia"/>
+          <w:lang w:val="ru-RU"/>
+        </w:rPr>
+        <w:t xml:space="preserve"> </w:t>
       </w:r>
       <m:oMath>
         <m:r>
@@ -2402,7 +2454,21 @@
         <w:rPr>
           <w:lang w:val="ru-RU"/>
         </w:rPr>
-        <w:t xml:space="preserve"> выбраны равными, так как </w:t>
+        <w:t xml:space="preserve"> выбраны </w:t>
+      </w:r>
+      <w:proofErr w:type="gramStart"/>
+      <w:r>
+        <w:rPr>
+          <w:lang w:val="ru-RU"/>
+        </w:rPr>
+        <w:t>равными</w:t>
+      </w:r>
+      <w:proofErr w:type="gramEnd"/>
+      <w:r>
+        <w:rPr>
+          <w:lang w:val="ru-RU"/>
+        </w:rPr>
+        <w:t xml:space="preserve">, так как </w:t>
       </w:r>
       <w:r>
         <w:t>V</w:t>
@@ -3633,11 +3699,16 @@
       </w:r>
     </w:p>
     <w:p>
-      <w:r>
-        <w:t xml:space="preserve">Размер управляющих поверхностей и доля размаха хвостового оперения и крыла, занимаемого ими, указаны в </w:t>
-      </w:r>
-      <w:r>
-        <w:t>таблице 3.</w:t>
+      <w:pPr>
+        <w:rPr>
+          <w:lang w:val="ru-RU"/>
+        </w:rPr>
+      </w:pPr>
+      <w:r>
+        <w:rPr>
+          <w:lang w:val="ru-RU"/>
+        </w:rPr>
+        <w:t>Размер управляющих поверхностей и доля размаха хвостового оперения и крыла, занимаемого ими, указаны в таблице 3.</w:t>
       </w:r>
     </w:p>
     <w:tbl>
@@ -3745,7 +3816,14 @@
               <w:rPr>
                 <w:lang w:val="ru-RU"/>
               </w:rPr>
-              <w:t>Доля хорды (</w:t>
+              <w:t>Доля хорды</w:t>
+            </w:r>
+            <w:proofErr w:type="gramStart"/>
+            <w:r>
+              <w:rPr>
+                <w:lang w:val="ru-RU"/>
+              </w:rPr>
+              <w:t xml:space="preserve"> (</w:t>
             </w:r>
             <m:oMath>
               <m:sSub>
@@ -3796,6 +3874,7 @@
               </w:rPr>
               <w:t>)</w:t>
             </w:r>
+            <w:proofErr w:type="gramEnd"/>
           </w:p>
         </w:tc>
         <w:tc>
@@ -3868,7 +3947,14 @@
               <w:rPr>
                 <w:lang w:val="ru-RU"/>
               </w:rPr>
-              <w:t>Доля размаха (</w:t>
+              <w:t>Доля размаха</w:t>
+            </w:r>
+            <w:proofErr w:type="gramStart"/>
+            <w:r>
+              <w:rPr>
+                <w:lang w:val="ru-RU"/>
+              </w:rPr>
+              <w:t xml:space="preserve"> (</w:t>
             </w:r>
             <m:oMath>
               <m:sSub>
@@ -3917,6 +4003,7 @@
               </w:rPr>
               <w:t>)</w:t>
             </w:r>
+            <w:proofErr w:type="gramEnd"/>
           </w:p>
         </w:tc>
         <w:tc>
@@ -3983,19 +4070,27 @@
         <w:fldChar w:fldCharType="end"/>
       </w:r>
       <w:r>
-        <w:rPr>
-          <w:lang w:val="en-US"/>
-        </w:rPr>
         <w:t xml:space="preserve"> – </w:t>
       </w:r>
       <w:r>
-        <w:t>Геометрические характеристики управляющих поверхностей</w:t>
-      </w:r>
-      <w:r>
-        <w:t>т имас</w:t>
-      </w:r>
-      <w:bookmarkStart w:id="0" w:name="_GoBack"/>
-      <w:bookmarkEnd w:id="0"/>
+        <w:t xml:space="preserve">Геометрические характеристики управляющих </w:t>
+      </w:r>
+      <w:proofErr w:type="spellStart"/>
+      <w:r>
+        <w:t>поверхностей</w:t>
+      </w:r>
+      <w:r>
+        <w:t>т</w:t>
+      </w:r>
+      <w:proofErr w:type="spellEnd"/>
+      <w:r>
+        <w:t xml:space="preserve"> </w:t>
+      </w:r>
+      <w:proofErr w:type="spellStart"/>
+      <w:r>
+        <w:t>имас</w:t>
+      </w:r>
+      <w:proofErr w:type="spellEnd"/>
     </w:p>
     <w:p>
       <w:pPr>
@@ -4079,21 +4174,7 @@
             <w:rFonts w:ascii="Cambria Math" w:hAnsi="Cambria Math"/>
             <w:lang w:val="ru-RU"/>
           </w:rPr>
-          <m:t>1</m:t>
-        </m:r>
-        <m:r>
-          <w:rPr>
-            <w:rFonts w:ascii="Cambria Math" w:hAnsi="Cambria Math"/>
-            <w:lang w:val="ru-RU"/>
-          </w:rPr>
-          <m:t>5°÷20</m:t>
-        </m:r>
-        <m:r>
-          <w:rPr>
-            <w:rFonts w:ascii="Cambria Math" w:hAnsi="Cambria Math"/>
-            <w:lang w:val="ru-RU"/>
-          </w:rPr>
-          <m:t>°</m:t>
+          <m:t>15°÷20°</m:t>
         </m:r>
       </m:oMath>
       <w:r>
@@ -4267,7 +4348,30 @@
           <w:rFonts w:eastAsiaTheme="minorEastAsia"/>
           <w:lang w:val="ru-RU"/>
         </w:rPr>
-        <w:t xml:space="preserve">, спроектированных для   </w:t>
+        <w:t>, спроектированных для</w:t>
+      </w:r>
+      <w:r>
+        <w:rPr>
+          <w:rFonts w:eastAsiaTheme="minorEastAsia"/>
+          <w:lang w:val="ru-RU"/>
+        </w:rPr>
+        <w:t xml:space="preserve"> низких чисел </w:t>
+      </w:r>
+      <w:proofErr w:type="spellStart"/>
+      <w:r>
+        <w:rPr>
+          <w:rFonts w:eastAsiaTheme="minorEastAsia"/>
+          <w:lang w:val="ru-RU"/>
+        </w:rPr>
+        <w:t>Рейнольдса</w:t>
+      </w:r>
+      <w:proofErr w:type="spellEnd"/>
+      <w:r>
+        <w:rPr>
+          <w:rFonts w:eastAsiaTheme="minorEastAsia"/>
+          <w:lang w:val="ru-RU"/>
+        </w:rPr>
+        <w:t xml:space="preserve">. </w:t>
       </w:r>
       <w:r>
         <w:rPr>
@@ -4302,7 +4406,7 @@
           <w:rFonts w:eastAsiaTheme="minorEastAsia"/>
           <w:lang w:val="ru-RU"/>
         </w:rPr>
-        <w:t xml:space="preserve"> 1</w:t>
+        <w:t xml:space="preserve"> 4.</w:t>
       </w:r>
     </w:p>
     <w:tbl>
@@ -4316,9 +4420,9 @@
         <w:gridCol w:w="2331"/>
         <w:gridCol w:w="2331"/>
         <w:gridCol w:w="1340"/>
-        <w:gridCol w:w="1003"/>
-        <w:gridCol w:w="1003"/>
-        <w:gridCol w:w="1003"/>
+        <w:gridCol w:w="1041"/>
+        <w:gridCol w:w="1026"/>
+        <w:gridCol w:w="1026"/>
       </w:tblGrid>
       <w:tr>
         <w:trPr>
@@ -4386,19 +4490,34 @@
               <w:contextualSpacing w:val="0"/>
               <w:jc w:val="center"/>
               <w:rPr>
-                <w:rFonts w:eastAsia="Times New Roman" w:cs="Times New Roman"/>
-                <w:color w:val="000000"/>
-                <w:szCs w:val="24"/>
+                <w:rFonts w:ascii="Cambria Math" w:eastAsia="Times New Roman" w:hAnsi="Cambria Math" w:cs="Times New Roman"/>
+                <w:color w:val="000000"/>
+                <w:szCs w:val="24"/>
+                <w:lang w:val="ru-RU"/>
+                <w:oMath/>
               </w:rPr>
             </w:pPr>
-            <w:r>
-              <w:rPr>
-                <w:rFonts w:eastAsia="Times New Roman" w:cs="Times New Roman"/>
-                <w:color w:val="000000"/>
-                <w:szCs w:val="24"/>
-              </w:rPr>
-              <w:t>SD7032</w:t>
-            </w:r>
+            <m:oMathPara>
+              <m:oMath>
+                <m:r>
+                  <w:rPr>
+                    <w:rFonts w:ascii="Cambria Math" w:eastAsia="Times New Roman" w:hAnsi="Cambria Math" w:cs="Times New Roman"/>
+                    <w:color w:val="000000"/>
+                    <w:szCs w:val="24"/>
+                  </w:rPr>
+                  <m:t>SD</m:t>
+                </m:r>
+                <m:r>
+                  <w:rPr>
+                    <w:rFonts w:ascii="Cambria Math" w:eastAsia="Times New Roman" w:hAnsi="Cambria Math" w:cs="Times New Roman"/>
+                    <w:color w:val="000000"/>
+                    <w:szCs w:val="24"/>
+                    <w:lang w:val="ru-RU"/>
+                  </w:rPr>
+                  <m:t>7032</m:t>
+                </m:r>
+              </m:oMath>
+            </m:oMathPara>
           </w:p>
         </w:tc>
         <w:tc>
@@ -4423,19 +4542,34 @@
               <w:contextualSpacing w:val="0"/>
               <w:jc w:val="center"/>
               <w:rPr>
-                <w:rFonts w:eastAsia="Times New Roman" w:cs="Times New Roman"/>
-                <w:color w:val="000000"/>
-                <w:szCs w:val="24"/>
+                <w:rFonts w:ascii="Cambria Math" w:eastAsia="Times New Roman" w:hAnsi="Cambria Math" w:cs="Times New Roman"/>
+                <w:color w:val="000000"/>
+                <w:szCs w:val="24"/>
+                <w:lang w:val="ru-RU"/>
+                <w:oMath/>
               </w:rPr>
             </w:pPr>
-            <w:r>
-              <w:rPr>
-                <w:rFonts w:eastAsia="Times New Roman" w:cs="Times New Roman"/>
-                <w:color w:val="000000"/>
-                <w:szCs w:val="24"/>
-              </w:rPr>
-              <w:t>SD7037</w:t>
-            </w:r>
+            <m:oMathPara>
+              <m:oMath>
+                <m:r>
+                  <w:rPr>
+                    <w:rFonts w:ascii="Cambria Math" w:eastAsia="Times New Roman" w:hAnsi="Cambria Math" w:cs="Times New Roman"/>
+                    <w:color w:val="000000"/>
+                    <w:szCs w:val="24"/>
+                  </w:rPr>
+                  <m:t>SD</m:t>
+                </m:r>
+                <m:r>
+                  <w:rPr>
+                    <w:rFonts w:ascii="Cambria Math" w:eastAsia="Times New Roman" w:hAnsi="Cambria Math" w:cs="Times New Roman"/>
+                    <w:color w:val="000000"/>
+                    <w:szCs w:val="24"/>
+                    <w:lang w:val="ru-RU"/>
+                  </w:rPr>
+                  <m:t>7037</m:t>
+                </m:r>
+              </m:oMath>
+            </m:oMathPara>
           </w:p>
         </w:tc>
         <w:tc>
@@ -4460,19 +4594,34 @@
               <w:contextualSpacing w:val="0"/>
               <w:jc w:val="center"/>
               <w:rPr>
-                <w:rFonts w:eastAsia="Times New Roman" w:cs="Times New Roman"/>
-                <w:color w:val="000000"/>
-                <w:szCs w:val="24"/>
+                <w:rFonts w:ascii="Cambria Math" w:eastAsia="Times New Roman" w:hAnsi="Cambria Math" w:cs="Times New Roman"/>
+                <w:color w:val="000000"/>
+                <w:szCs w:val="24"/>
+                <w:lang w:val="ru-RU"/>
+                <w:oMath/>
               </w:rPr>
             </w:pPr>
-            <w:r>
-              <w:rPr>
-                <w:rFonts w:eastAsia="Times New Roman" w:cs="Times New Roman"/>
-                <w:color w:val="000000"/>
-                <w:szCs w:val="24"/>
-              </w:rPr>
-              <w:t>SG6041</w:t>
-            </w:r>
+            <m:oMathPara>
+              <m:oMath>
+                <m:r>
+                  <w:rPr>
+                    <w:rFonts w:ascii="Cambria Math" w:eastAsia="Times New Roman" w:hAnsi="Cambria Math" w:cs="Times New Roman"/>
+                    <w:color w:val="000000"/>
+                    <w:szCs w:val="24"/>
+                  </w:rPr>
+                  <m:t>SG</m:t>
+                </m:r>
+                <m:r>
+                  <w:rPr>
+                    <w:rFonts w:ascii="Cambria Math" w:eastAsia="Times New Roman" w:hAnsi="Cambria Math" w:cs="Times New Roman"/>
+                    <w:color w:val="000000"/>
+                    <w:szCs w:val="24"/>
+                    <w:lang w:val="ru-RU"/>
+                  </w:rPr>
+                  <m:t>6041</m:t>
+                </m:r>
+              </m:oMath>
+            </m:oMathPara>
           </w:p>
         </w:tc>
         <w:tc>
@@ -4497,19 +4646,34 @@
               <w:contextualSpacing w:val="0"/>
               <w:jc w:val="center"/>
               <w:rPr>
-                <w:rFonts w:eastAsia="Times New Roman" w:cs="Times New Roman"/>
-                <w:color w:val="000000"/>
-                <w:szCs w:val="24"/>
+                <w:rFonts w:ascii="Cambria Math" w:eastAsia="Times New Roman" w:hAnsi="Cambria Math" w:cs="Times New Roman"/>
+                <w:color w:val="000000"/>
+                <w:szCs w:val="24"/>
+                <w:lang w:val="ru-RU"/>
+                <w:oMath/>
               </w:rPr>
             </w:pPr>
-            <w:r>
-              <w:rPr>
-                <w:rFonts w:eastAsia="Times New Roman" w:cs="Times New Roman"/>
-                <w:color w:val="000000"/>
-                <w:szCs w:val="24"/>
-              </w:rPr>
-              <w:t>SG6043</w:t>
-            </w:r>
+            <m:oMathPara>
+              <m:oMath>
+                <m:r>
+                  <w:rPr>
+                    <w:rFonts w:ascii="Cambria Math" w:eastAsia="Times New Roman" w:hAnsi="Cambria Math" w:cs="Times New Roman"/>
+                    <w:color w:val="000000"/>
+                    <w:szCs w:val="24"/>
+                  </w:rPr>
+                  <m:t>SG</m:t>
+                </m:r>
+                <m:r>
+                  <w:rPr>
+                    <w:rFonts w:ascii="Cambria Math" w:eastAsia="Times New Roman" w:hAnsi="Cambria Math" w:cs="Times New Roman"/>
+                    <w:color w:val="000000"/>
+                    <w:szCs w:val="24"/>
+                    <w:lang w:val="ru-RU"/>
+                  </w:rPr>
+                  <m:t>6043</m:t>
+                </m:r>
+              </m:oMath>
+            </m:oMathPara>
           </w:p>
         </w:tc>
       </w:tr>
@@ -4560,6 +4724,7 @@
                 <w:rFonts w:eastAsia="Times New Roman" w:cs="Times New Roman"/>
                 <w:color w:val="000000"/>
                 <w:szCs w:val="24"/>
+                <w:lang w:val="ru-RU"/>
               </w:rPr>
               <w:t xml:space="preserve"> </w:t>
             </w:r>
@@ -4649,6 +4814,7 @@
                 <w:rFonts w:eastAsia="Times New Roman" w:cs="Times New Roman"/>
                 <w:color w:val="000000"/>
                 <w:szCs w:val="24"/>
+                <w:lang w:val="ru-RU"/>
               </w:rPr>
             </w:pPr>
             <w:r>
@@ -4656,6 +4822,7 @@
                 <w:rFonts w:eastAsia="Times New Roman" w:cs="Times New Roman"/>
                 <w:color w:val="000000"/>
                 <w:szCs w:val="24"/>
+                <w:lang w:val="ru-RU"/>
               </w:rPr>
               <w:t>1,</w:t>
             </w:r>
@@ -4664,6 +4831,7 @@
                 <w:rFonts w:eastAsia="Times New Roman" w:cs="Times New Roman"/>
                 <w:color w:val="000000"/>
                 <w:szCs w:val="24"/>
+                <w:lang w:val="ru-RU"/>
               </w:rPr>
               <w:t>35</w:t>
             </w:r>
@@ -4802,7 +4970,7 @@
                 <w:szCs w:val="24"/>
                 <w:lang w:val="ru-RU"/>
               </w:rPr>
-              <w:t>48</w:t>
+              <w:t>45</w:t>
             </w:r>
           </w:p>
         </w:tc>
@@ -7331,6 +7499,7 @@
                 <w:szCs w:val="24"/>
               </w:rPr>
             </w:pPr>
+            <w:proofErr w:type="spellStart"/>
             <w:r>
               <w:rPr>
                 <w:rFonts w:eastAsia="Times New Roman" w:cs="Times New Roman"/>
@@ -7341,6 +7510,7 @@
               </w:rPr>
               <w:t>круиз</w:t>
             </w:r>
+            <w:proofErr w:type="spellEnd"/>
           </w:p>
         </w:tc>
         <w:tc>
@@ -10800,7 +10970,6 @@
                 <w:rFonts w:eastAsia="Times New Roman" w:cs="Times New Roman"/>
                 <w:color w:val="000000"/>
                 <w:szCs w:val="24"/>
-                <w:lang w:val="ru-RU"/>
               </w:rPr>
             </w:pPr>
             <m:oMath>
@@ -10866,9 +11035,33 @@
                 <w:rFonts w:eastAsia="Times New Roman" w:cs="Times New Roman"/>
                 <w:color w:val="000000"/>
                 <w:szCs w:val="24"/>
-                <w:lang w:val="ru-RU"/>
-              </w:rPr>
-              <w:t xml:space="preserve"> внутри </w:t>
+              </w:rPr>
+              <w:t xml:space="preserve"> </w:t>
+            </w:r>
+            <w:r>
+              <w:rPr>
+                <w:rFonts w:eastAsia="Times New Roman" w:cs="Times New Roman"/>
+                <w:color w:val="000000"/>
+                <w:szCs w:val="24"/>
+                <w:lang w:val="ru-RU"/>
+              </w:rPr>
+              <w:t>внутри</w:t>
+            </w:r>
+            <w:r>
+              <w:rPr>
+                <w:rFonts w:eastAsia="Times New Roman" w:cs="Times New Roman"/>
+                <w:color w:val="000000"/>
+                <w:szCs w:val="24"/>
+              </w:rPr>
+              <w:t xml:space="preserve"> </w:t>
+            </w:r>
+            <w:r>
+              <w:rPr>
+                <w:rFonts w:eastAsia="Times New Roman" w:cs="Times New Roman"/>
+                <w:color w:val="000000"/>
+                <w:szCs w:val="24"/>
+              </w:rPr>
+              <w:t>Laminar drag bucket</w:t>
             </w:r>
           </w:p>
         </w:tc>
@@ -11066,26 +11259,1434 @@
     <w:p>
       <w:pPr>
         <w:rPr>
+          <w:rFonts w:eastAsiaTheme="minorEastAsia"/>
           <w:lang w:val="ru-RU"/>
         </w:rPr>
       </w:pPr>
+      <w:proofErr w:type="gramStart"/>
+      <w:r>
+        <w:rPr>
+          <w:lang w:val="ru-RU"/>
+        </w:rPr>
+        <w:t xml:space="preserve">Первая серия профилей </w:t>
+      </w:r>
+      <m:oMath>
+        <m:r>
+          <w:rPr>
+            <w:rFonts w:ascii="Cambria Math" w:hAnsi="Cambria Math"/>
+            <w:lang w:val="ru-RU"/>
+          </w:rPr>
+          <m:t>SDxxxx</m:t>
+        </m:r>
+      </m:oMath>
+      <w:r>
+        <w:rPr>
+          <w:rFonts w:eastAsiaTheme="minorEastAsia"/>
+          <w:lang w:val="ru-RU"/>
+        </w:rPr>
+        <w:t xml:space="preserve"> «…успешно применяется на радиоуправляемых моделях планеров из-за их диапазона подъемной силы, начинающегося вблизи </w:t>
+      </w:r>
+      <m:oMath>
+        <m:sSub>
+          <m:sSubPr>
+            <m:ctrlPr>
+              <w:rPr>
+                <w:rFonts w:ascii="Cambria Math" w:eastAsiaTheme="minorEastAsia" w:hAnsi="Cambria Math"/>
+                <w:i/>
+                <w:lang w:val="ru-RU"/>
+              </w:rPr>
+            </m:ctrlPr>
+          </m:sSubPr>
+          <m:e>
+            <m:r>
+              <w:rPr>
+                <w:rFonts w:ascii="Cambria Math" w:eastAsiaTheme="minorEastAsia" w:hAnsi="Cambria Math"/>
+                <w:lang w:val="ru-RU"/>
+              </w:rPr>
+              <m:t>C</m:t>
+            </m:r>
+          </m:e>
+          <m:sub>
+            <m:r>
+              <w:rPr>
+                <w:rFonts w:ascii="Cambria Math" w:eastAsiaTheme="minorEastAsia" w:hAnsi="Cambria Math"/>
+                <w:lang w:val="ru-RU"/>
+              </w:rPr>
+              <m:t>l</m:t>
+            </m:r>
+          </m:sub>
+        </m:sSub>
+      </m:oMath>
+      <w:r>
+        <w:rPr>
+          <w:rFonts w:eastAsiaTheme="minorEastAsia"/>
+          <w:lang w:val="ru-RU"/>
+        </w:rPr>
+        <w:t xml:space="preserve"> </w:t>
+      </w:r>
+      <w:r>
+        <w:rPr>
+          <w:rFonts w:eastAsiaTheme="minorEastAsia"/>
+          <w:lang w:val="ru-RU"/>
+        </w:rPr>
+        <w:t xml:space="preserve">равного 0,2 </w:t>
+      </w:r>
+      <w:r>
+        <w:rPr>
+          <w:rFonts w:eastAsiaTheme="minorEastAsia"/>
+          <w:lang w:val="ru-RU"/>
+        </w:rPr>
+        <w:lastRenderedPageBreak/>
+        <w:t xml:space="preserve">и доходящего до </w:t>
+      </w:r>
+      <m:oMath>
+        <m:sSub>
+          <m:sSubPr>
+            <m:ctrlPr>
+              <w:rPr>
+                <w:rFonts w:ascii="Cambria Math" w:eastAsiaTheme="minorEastAsia" w:hAnsi="Cambria Math"/>
+                <w:i/>
+                <w:lang w:val="ru-RU"/>
+              </w:rPr>
+            </m:ctrlPr>
+          </m:sSubPr>
+          <m:e>
+            <m:r>
+              <w:rPr>
+                <w:rFonts w:ascii="Cambria Math" w:eastAsiaTheme="minorEastAsia" w:hAnsi="Cambria Math"/>
+                <w:lang w:val="ru-RU"/>
+              </w:rPr>
+              <m:t>C</m:t>
+            </m:r>
+          </m:e>
+          <m:sub>
+            <m:r>
+              <w:rPr>
+                <w:rFonts w:ascii="Cambria Math" w:eastAsiaTheme="minorEastAsia" w:hAnsi="Cambria Math"/>
+                <w:lang w:val="ru-RU"/>
+              </w:rPr>
+              <m:t>l</m:t>
+            </m:r>
+          </m:sub>
+        </m:sSub>
+      </m:oMath>
+      <w:r>
+        <w:rPr>
+          <w:rFonts w:eastAsiaTheme="minorEastAsia"/>
+          <w:lang w:val="ru-RU"/>
+        </w:rPr>
+        <w:t xml:space="preserve"> равного около 1,0, где сопротивление профиля только начинает </w:t>
+      </w:r>
+      <w:r>
+        <w:rPr>
+          <w:rFonts w:eastAsiaTheme="minorEastAsia"/>
+          <w:lang w:val="ru-RU"/>
+        </w:rPr>
+        <w:t xml:space="preserve">существенно </w:t>
+      </w:r>
+      <w:r>
+        <w:rPr>
+          <w:rFonts w:eastAsiaTheme="minorEastAsia"/>
+          <w:lang w:val="ru-RU"/>
+        </w:rPr>
+        <w:t>возрастать</w:t>
+      </w:r>
+      <w:r>
+        <w:rPr>
+          <w:rFonts w:eastAsiaTheme="minorEastAsia"/>
+          <w:lang w:val="ru-RU"/>
+        </w:rPr>
+        <w:t xml:space="preserve">. </w:t>
+      </w:r>
+      <w:r>
+        <w:rPr>
+          <w:rFonts w:eastAsiaTheme="minorEastAsia"/>
+          <w:lang w:val="ru-RU"/>
+        </w:rPr>
+        <w:t>…</w:t>
+      </w:r>
+      <m:oMath>
+        <m:r>
+          <w:rPr>
+            <w:rFonts w:ascii="Cambria Math" w:eastAsiaTheme="minorEastAsia" w:hAnsi="Cambria Math"/>
+            <w:lang w:val="ru-RU"/>
+          </w:rPr>
+          <m:t>SD7032</m:t>
+        </m:r>
+      </m:oMath>
+      <w:r>
+        <w:rPr>
+          <w:rFonts w:eastAsiaTheme="minorEastAsia"/>
+          <w:lang w:val="ru-RU"/>
+        </w:rPr>
+        <w:t xml:space="preserve"> </w:t>
+      </w:r>
+      <w:r>
+        <w:rPr>
+          <w:rFonts w:eastAsiaTheme="minorEastAsia"/>
+          <w:lang w:val="ru-RU"/>
+        </w:rPr>
+        <w:t xml:space="preserve">– высокоподъемный вариант </w:t>
+      </w:r>
+      <m:oMath>
+        <m:r>
+          <w:rPr>
+            <w:rFonts w:ascii="Cambria Math" w:eastAsiaTheme="minorEastAsia" w:hAnsi="Cambria Math"/>
+            <w:lang w:val="ru-RU"/>
+          </w:rPr>
+          <m:t>SD7037</m:t>
+        </m:r>
+      </m:oMath>
+      <w:r>
+        <w:rPr>
+          <w:rFonts w:eastAsiaTheme="minorEastAsia"/>
+          <w:lang w:val="ru-RU"/>
+        </w:rPr>
+        <w:t>. …</w:t>
+      </w:r>
+      <w:r>
+        <w:rPr>
+          <w:rFonts w:eastAsiaTheme="minorEastAsia"/>
+          <w:lang w:val="ru-RU"/>
+        </w:rPr>
+        <w:t xml:space="preserve">поляра сдвинута на </w:t>
+      </w:r>
+      <m:oMath>
+        <m:r>
+          <m:rPr>
+            <m:sty m:val="p"/>
+          </m:rPr>
+          <w:rPr>
+            <w:rFonts w:ascii="Cambria Math" w:eastAsiaTheme="minorEastAsia" w:hAnsi="Cambria Math"/>
+            <w:lang w:val="ru-RU"/>
+          </w:rPr>
+          <m:t>Δ</m:t>
+        </m:r>
+        <m:sSub>
+          <m:sSubPr>
+            <m:ctrlPr>
+              <w:rPr>
+                <w:rFonts w:ascii="Cambria Math" w:eastAsiaTheme="minorEastAsia" w:hAnsi="Cambria Math"/>
+                <w:i/>
+                <w:lang w:val="ru-RU"/>
+              </w:rPr>
+            </m:ctrlPr>
+          </m:sSubPr>
+          <m:e>
+            <m:r>
+              <w:rPr>
+                <w:rFonts w:ascii="Cambria Math" w:eastAsiaTheme="minorEastAsia" w:hAnsi="Cambria Math"/>
+                <w:lang w:val="ru-RU"/>
+              </w:rPr>
+              <m:t>C</m:t>
+            </m:r>
+          </m:e>
+          <m:sub>
+            <m:r>
+              <w:rPr>
+                <w:rFonts w:ascii="Cambria Math" w:eastAsiaTheme="minorEastAsia" w:hAnsi="Cambria Math"/>
+                <w:lang w:val="ru-RU"/>
+              </w:rPr>
+              <m:t>l</m:t>
+            </m:r>
+          </m:sub>
+        </m:sSub>
+        <m:r>
+          <w:rPr>
+            <w:rFonts w:ascii="Cambria Math" w:eastAsiaTheme="minorEastAsia" w:hAnsi="Cambria Math"/>
+            <w:lang w:val="ru-RU"/>
+          </w:rPr>
+          <m:t>=0,15</m:t>
+        </m:r>
+      </m:oMath>
+      <w:r>
+        <w:rPr>
+          <w:rFonts w:eastAsiaTheme="minorEastAsia"/>
+          <w:lang w:val="ru-RU"/>
+        </w:rPr>
+        <w:t xml:space="preserve"> </w:t>
+      </w:r>
+      <w:r>
+        <w:rPr>
+          <w:rFonts w:eastAsiaTheme="minorEastAsia"/>
+          <w:lang w:val="ru-RU"/>
+        </w:rPr>
+        <w:t xml:space="preserve">вверх в сравнении с </w:t>
+      </w:r>
+      <m:oMath>
+        <m:r>
+          <w:rPr>
+            <w:rFonts w:ascii="Cambria Math" w:eastAsiaTheme="minorEastAsia" w:hAnsi="Cambria Math"/>
+            <w:lang w:val="ru-RU"/>
+          </w:rPr>
+          <m:t>SD7037</m:t>
+        </m:r>
+      </m:oMath>
+      <w:r>
+        <w:rPr>
+          <w:rFonts w:eastAsiaTheme="minorEastAsia"/>
+          <w:lang w:val="ru-RU"/>
+        </w:rPr>
+        <w:t xml:space="preserve">. </w:t>
+      </w:r>
+      <w:r>
+        <w:rPr>
+          <w:rFonts w:eastAsiaTheme="minorEastAsia"/>
+          <w:lang w:val="ru-RU"/>
+        </w:rPr>
+        <w:t xml:space="preserve">…жертва в показателе </w:t>
+      </w:r>
+      <m:oMath>
+        <m:r>
+          <w:rPr>
+            <w:rFonts w:ascii="Cambria Math" w:eastAsiaTheme="minorEastAsia" w:hAnsi="Cambria Math"/>
+            <w:lang w:val="ru-RU"/>
+          </w:rPr>
+          <m:t>L/D</m:t>
+        </m:r>
+      </m:oMath>
+      <w:r>
+        <w:rPr>
+          <w:rFonts w:eastAsiaTheme="minorEastAsia"/>
+          <w:lang w:val="ru-RU"/>
+        </w:rPr>
+        <w:t xml:space="preserve"> </w:t>
+      </w:r>
+      <w:r>
+        <w:rPr>
+          <w:rFonts w:eastAsiaTheme="minorEastAsia"/>
+          <w:lang w:val="ru-RU"/>
+        </w:rPr>
+        <w:t xml:space="preserve">допустимая  в условиях слабой ветрености» </w:t>
+      </w:r>
+      <w:r>
+        <w:rPr>
+          <w:rFonts w:eastAsiaTheme="minorEastAsia"/>
+          <w:lang w:val="ru-RU"/>
+        </w:rPr>
+        <w:t>[1]</w:t>
+      </w:r>
+      <w:proofErr w:type="gramEnd"/>
     </w:p>
     <w:p>
       <w:pPr>
         <w:rPr>
+          <w:rFonts w:eastAsiaTheme="minorEastAsia"/>
           <w:lang w:val="ru-RU"/>
         </w:rPr>
       </w:pPr>
+      <w:r>
+        <w:rPr>
+          <w:rFonts w:eastAsiaTheme="minorEastAsia"/>
+          <w:lang w:val="ru-RU"/>
+        </w:rPr>
+        <w:t>Вторая серия</w:t>
+      </w:r>
+      <w:r>
+        <w:rPr>
+          <w:rFonts w:eastAsiaTheme="minorEastAsia"/>
+          <w:lang w:val="ru-RU"/>
+        </w:rPr>
+        <w:t xml:space="preserve"> </w:t>
+      </w:r>
+      <m:oMath>
+        <m:r>
+          <w:rPr>
+            <w:rFonts w:ascii="Cambria Math" w:eastAsiaTheme="minorEastAsia" w:hAnsi="Cambria Math"/>
+            <w:lang w:val="ru-RU"/>
+          </w:rPr>
+          <m:t>SGxxxx</m:t>
+        </m:r>
+      </m:oMath>
+      <w:r>
+        <w:rPr>
+          <w:rFonts w:eastAsiaTheme="minorEastAsia"/>
+          <w:lang w:val="ru-RU"/>
+        </w:rPr>
+        <w:t xml:space="preserve"> </w:t>
+      </w:r>
+      <w:r>
+        <w:rPr>
+          <w:rFonts w:eastAsiaTheme="minorEastAsia"/>
+          <w:lang w:val="ru-RU"/>
+        </w:rPr>
+        <w:t>«…</w:t>
+      </w:r>
+      <w:r>
+        <w:rPr>
+          <w:rFonts w:eastAsiaTheme="minorEastAsia"/>
+          <w:lang w:val="ru-RU"/>
+        </w:rPr>
+        <w:t>спроектирована для достижения</w:t>
+      </w:r>
+      <w:r>
+        <w:rPr>
+          <w:rFonts w:eastAsiaTheme="minorEastAsia"/>
+          <w:lang w:val="ru-RU"/>
+        </w:rPr>
+        <w:t xml:space="preserve"> как можно большего показателя </w:t>
+      </w:r>
+      <m:oMath>
+        <m:r>
+          <w:rPr>
+            <w:rFonts w:ascii="Cambria Math" w:eastAsiaTheme="minorEastAsia" w:hAnsi="Cambria Math"/>
+            <w:lang w:val="ru-RU"/>
+          </w:rPr>
+          <m:t>L/D</m:t>
+        </m:r>
+      </m:oMath>
+      <w:r>
+        <w:rPr>
+          <w:rFonts w:eastAsiaTheme="minorEastAsia"/>
+          <w:lang w:val="ru-RU"/>
+        </w:rPr>
+        <w:t xml:space="preserve"> </w:t>
+      </w:r>
+      <w:r>
+        <w:rPr>
+          <w:rFonts w:eastAsiaTheme="minorEastAsia"/>
+          <w:lang w:val="ru-RU"/>
+        </w:rPr>
+        <w:t xml:space="preserve">для </w:t>
+      </w:r>
+      <m:oMath>
+        <m:r>
+          <w:rPr>
+            <w:rFonts w:ascii="Cambria Math" w:eastAsiaTheme="minorEastAsia" w:hAnsi="Cambria Math"/>
+            <w:lang w:val="ru-RU"/>
+          </w:rPr>
+          <m:t>0,6≤</m:t>
+        </m:r>
+        <m:sSub>
+          <m:sSubPr>
+            <m:ctrlPr>
+              <w:rPr>
+                <w:rFonts w:ascii="Cambria Math" w:eastAsiaTheme="minorEastAsia" w:hAnsi="Cambria Math"/>
+                <w:i/>
+                <w:lang w:val="ru-RU"/>
+              </w:rPr>
+            </m:ctrlPr>
+          </m:sSubPr>
+          <m:e>
+            <m:r>
+              <w:rPr>
+                <w:rFonts w:ascii="Cambria Math" w:eastAsiaTheme="minorEastAsia" w:hAnsi="Cambria Math"/>
+                <w:lang w:val="ru-RU"/>
+              </w:rPr>
+              <m:t>C</m:t>
+            </m:r>
+          </m:e>
+          <m:sub>
+            <m:r>
+              <w:rPr>
+                <w:rFonts w:ascii="Cambria Math" w:eastAsiaTheme="minorEastAsia" w:hAnsi="Cambria Math"/>
+                <w:lang w:val="ru-RU"/>
+              </w:rPr>
+              <m:t>l</m:t>
+            </m:r>
+          </m:sub>
+        </m:sSub>
+        <m:r>
+          <w:rPr>
+            <w:rFonts w:ascii="Cambria Math" w:eastAsiaTheme="minorEastAsia" w:hAnsi="Cambria Math"/>
+            <w:lang w:val="ru-RU"/>
+          </w:rPr>
+          <m:t>≤1,2</m:t>
+        </m:r>
+      </m:oMath>
+      <w:r>
+        <w:rPr>
+          <w:rFonts w:eastAsiaTheme="minorEastAsia"/>
+          <w:lang w:val="ru-RU"/>
+        </w:rPr>
+        <w:t xml:space="preserve"> </w:t>
+      </w:r>
+      <w:r>
+        <w:rPr>
+          <w:rFonts w:eastAsiaTheme="minorEastAsia"/>
+          <w:lang w:val="ru-RU"/>
+        </w:rPr>
+        <w:t xml:space="preserve">при </w:t>
+      </w:r>
+      <m:oMath>
+        <m:sSup>
+          <m:sSupPr>
+            <m:ctrlPr>
+              <w:rPr>
+                <w:rFonts w:ascii="Cambria Math" w:eastAsiaTheme="minorEastAsia" w:hAnsi="Cambria Math"/>
+                <w:i/>
+              </w:rPr>
+            </m:ctrlPr>
+          </m:sSupPr>
+          <m:e>
+            <m:r>
+              <w:rPr>
+                <w:rFonts w:ascii="Cambria Math" w:eastAsiaTheme="minorEastAsia" w:hAnsi="Cambria Math"/>
+                <w:lang w:val="ru-RU"/>
+              </w:rPr>
+              <m:t>250</m:t>
+            </m:r>
+            <m:ctrlPr>
+              <w:rPr>
+                <w:rFonts w:ascii="Cambria Math" w:eastAsiaTheme="minorEastAsia" w:hAnsi="Cambria Math"/>
+                <w:i/>
+                <w:lang w:val="ru-RU"/>
+              </w:rPr>
+            </m:ctrlPr>
+          </m:e>
+          <m:sup>
+            <m:r>
+              <w:rPr>
+                <w:rFonts w:ascii="Cambria Math" w:eastAsiaTheme="minorEastAsia" w:hAnsi="Cambria Math"/>
+                <w:lang w:val="ru-RU"/>
+              </w:rPr>
+              <m:t>'</m:t>
+            </m:r>
+          </m:sup>
+        </m:sSup>
+        <m:r>
+          <w:rPr>
+            <w:rFonts w:ascii="Cambria Math" w:eastAsiaTheme="minorEastAsia" w:hAnsi="Cambria Math"/>
+            <w:lang w:val="ru-RU"/>
+          </w:rPr>
+          <m:t>000≤Re≤500'000</m:t>
+        </m:r>
+      </m:oMath>
+      <w:r>
+        <w:rPr>
+          <w:rFonts w:eastAsiaTheme="minorEastAsia"/>
+          <w:lang w:val="ru-RU"/>
+        </w:rPr>
+        <w:t>.</w:t>
+      </w:r>
+      <w:r>
+        <w:rPr>
+          <w:rFonts w:eastAsiaTheme="minorEastAsia"/>
+          <w:lang w:val="ru-RU"/>
+        </w:rPr>
+        <w:t xml:space="preserve"> Однако, приобретая высокий расчетный </w:t>
+      </w:r>
+      <m:oMath>
+        <m:sSub>
+          <m:sSubPr>
+            <m:ctrlPr>
+              <w:rPr>
+                <w:rFonts w:ascii="Cambria Math" w:eastAsiaTheme="minorEastAsia" w:hAnsi="Cambria Math"/>
+                <w:i/>
+                <w:lang w:val="ru-RU"/>
+              </w:rPr>
+            </m:ctrlPr>
+          </m:sSubPr>
+          <m:e>
+            <m:r>
+              <w:rPr>
+                <w:rFonts w:ascii="Cambria Math" w:eastAsiaTheme="minorEastAsia" w:hAnsi="Cambria Math"/>
+                <w:lang w:val="ru-RU"/>
+              </w:rPr>
+              <m:t>C</m:t>
+            </m:r>
+          </m:e>
+          <m:sub>
+            <m:r>
+              <w:rPr>
+                <w:rFonts w:ascii="Cambria Math" w:eastAsiaTheme="minorEastAsia" w:hAnsi="Cambria Math"/>
+                <w:lang w:val="ru-RU"/>
+              </w:rPr>
+              <m:t>l</m:t>
+            </m:r>
+          </m:sub>
+        </m:sSub>
+      </m:oMath>
+      <w:r>
+        <w:rPr>
+          <w:rFonts w:eastAsiaTheme="minorEastAsia"/>
+          <w:lang w:val="ru-RU"/>
+        </w:rPr>
+        <w:t xml:space="preserve">, </w:t>
+      </w:r>
+      <m:oMath>
+        <m:r>
+          <w:rPr>
+            <w:rFonts w:ascii="Cambria Math" w:eastAsiaTheme="minorEastAsia" w:hAnsi="Cambria Math"/>
+          </w:rPr>
+          <m:t>SG</m:t>
+        </m:r>
+        <m:r>
+          <w:rPr>
+            <w:rFonts w:ascii="Cambria Math" w:eastAsiaTheme="minorEastAsia" w:hAnsi="Cambria Math"/>
+            <w:lang w:val="ru-RU"/>
+          </w:rPr>
+          <m:t>6040-</m:t>
+        </m:r>
+        <m:r>
+          <w:rPr>
+            <w:rFonts w:ascii="Cambria Math" w:eastAsiaTheme="minorEastAsia" w:hAnsi="Cambria Math"/>
+          </w:rPr>
+          <m:t>SG</m:t>
+        </m:r>
+        <m:r>
+          <w:rPr>
+            <w:rFonts w:ascii="Cambria Math" w:eastAsiaTheme="minorEastAsia" w:hAnsi="Cambria Math"/>
+            <w:lang w:val="ru-RU"/>
+          </w:rPr>
+          <m:t>6043</m:t>
+        </m:r>
+      </m:oMath>
+      <w:r>
+        <w:rPr>
+          <w:rFonts w:eastAsiaTheme="minorEastAsia"/>
+          <w:lang w:val="ru-RU"/>
+        </w:rPr>
+        <w:t xml:space="preserve"> </w:t>
+      </w:r>
+      <w:r>
+        <w:rPr>
+          <w:rFonts w:eastAsiaTheme="minorEastAsia"/>
+          <w:lang w:val="ru-RU"/>
+        </w:rPr>
+        <w:t xml:space="preserve">серия профилей имеет довольно высокий момент </w:t>
+      </w:r>
+      <w:proofErr w:type="spellStart"/>
+      <w:r>
+        <w:rPr>
+          <w:rFonts w:eastAsiaTheme="minorEastAsia"/>
+          <w:lang w:val="ru-RU"/>
+        </w:rPr>
+        <w:t>тангажа</w:t>
+      </w:r>
+      <w:proofErr w:type="spellEnd"/>
+      <w:r>
+        <w:rPr>
+          <w:rFonts w:eastAsiaTheme="minorEastAsia"/>
+          <w:lang w:val="ru-RU"/>
+        </w:rPr>
+        <w:t xml:space="preserve"> </w:t>
+      </w:r>
+      <m:oMath>
+        <m:r>
+          <w:rPr>
+            <w:rFonts w:ascii="Cambria Math" w:eastAsiaTheme="minorEastAsia" w:hAnsi="Cambria Math"/>
+            <w:lang w:val="ru-RU"/>
+          </w:rPr>
+          <m:t>(-0,08&lt;</m:t>
+        </m:r>
+        <m:sSub>
+          <m:sSubPr>
+            <m:ctrlPr>
+              <w:rPr>
+                <w:rFonts w:ascii="Cambria Math" w:eastAsiaTheme="minorEastAsia" w:hAnsi="Cambria Math"/>
+                <w:i/>
+                <w:lang w:val="ru-RU"/>
+              </w:rPr>
+            </m:ctrlPr>
+          </m:sSubPr>
+          <m:e>
+            <m:r>
+              <w:rPr>
+                <w:rFonts w:ascii="Cambria Math" w:eastAsiaTheme="minorEastAsia" w:hAnsi="Cambria Math"/>
+                <w:lang w:val="ru-RU"/>
+              </w:rPr>
+              <m:t>C</m:t>
+            </m:r>
+          </m:e>
+          <m:sub>
+            <m:r>
+              <w:rPr>
+                <w:rFonts w:ascii="Cambria Math" w:eastAsiaTheme="minorEastAsia" w:hAnsi="Cambria Math"/>
+                <w:lang w:val="ru-RU"/>
+              </w:rPr>
+              <m:t>m,c/4</m:t>
+            </m:r>
+          </m:sub>
+        </m:sSub>
+        <m:r>
+          <w:rPr>
+            <w:rFonts w:ascii="Cambria Math" w:eastAsiaTheme="minorEastAsia" w:hAnsi="Cambria Math"/>
+            <w:lang w:val="ru-RU"/>
+          </w:rPr>
+          <m:t>&lt;-0,14)</m:t>
+        </m:r>
+      </m:oMath>
+      <w:r>
+        <w:rPr>
+          <w:rFonts w:eastAsiaTheme="minorEastAsia"/>
+          <w:lang w:val="ru-RU"/>
+        </w:rPr>
+        <w:t>»</w:t>
+      </w:r>
+      <w:r>
+        <w:rPr>
+          <w:rFonts w:eastAsiaTheme="minorEastAsia"/>
+          <w:lang w:val="ru-RU"/>
+        </w:rPr>
+        <w:t xml:space="preserve"> </w:t>
+      </w:r>
+      <w:r>
+        <w:rPr>
+          <w:rFonts w:eastAsiaTheme="minorEastAsia"/>
+          <w:lang w:val="ru-RU"/>
+        </w:rPr>
+        <w:t>[1]</w:t>
+      </w:r>
+      <w:r>
+        <w:rPr>
+          <w:rFonts w:eastAsiaTheme="minorEastAsia"/>
+          <w:lang w:val="ru-RU"/>
+        </w:rPr>
+        <w:t>.</w:t>
+      </w:r>
     </w:p>
     <w:p>
       <w:pPr>
         <w:rPr>
+          <w:rFonts w:eastAsiaTheme="minorEastAsia"/>
           <w:lang w:val="ru-RU"/>
         </w:rPr>
       </w:pPr>
+      <w:r>
+        <w:rPr>
+          <w:rFonts w:eastAsiaTheme="minorEastAsia"/>
+          <w:lang w:val="ru-RU"/>
+        </w:rPr>
+        <w:t>Были рассмотрены две конфигурации крыла</w:t>
+      </w:r>
+      <w:r>
+        <w:rPr>
+          <w:rFonts w:eastAsiaTheme="minorEastAsia"/>
+          <w:lang w:val="ru-RU"/>
+        </w:rPr>
+        <w:t xml:space="preserve"> </w:t>
+      </w:r>
+      <w:r>
+        <w:rPr>
+          <w:rFonts w:eastAsiaTheme="minorEastAsia"/>
+          <w:lang w:val="ru-RU"/>
+        </w:rPr>
+        <w:t xml:space="preserve">с профилем </w:t>
+      </w:r>
+      <m:oMath>
+        <m:r>
+          <w:rPr>
+            <w:rFonts w:ascii="Cambria Math" w:eastAsiaTheme="minorEastAsia" w:hAnsi="Cambria Math"/>
+            <w:lang w:val="ru-RU"/>
+          </w:rPr>
+          <m:t>SD7032</m:t>
+        </m:r>
+      </m:oMath>
+      <w:r>
+        <w:rPr>
+          <w:rFonts w:eastAsiaTheme="minorEastAsia"/>
+          <w:lang w:val="ru-RU"/>
+        </w:rPr>
+        <w:t xml:space="preserve"> </w:t>
+      </w:r>
+      <w:r>
+        <w:rPr>
+          <w:rFonts w:eastAsiaTheme="minorEastAsia"/>
+          <w:lang w:val="ru-RU"/>
+        </w:rPr>
+        <w:t xml:space="preserve">и </w:t>
+      </w:r>
+      <m:oMath>
+        <m:r>
+          <w:rPr>
+            <w:rFonts w:ascii="Cambria Math" w:eastAsiaTheme="minorEastAsia" w:hAnsi="Cambria Math"/>
+            <w:lang w:val="ru-RU"/>
+          </w:rPr>
+          <m:t>SG6043</m:t>
+        </m:r>
+      </m:oMath>
+      <w:r>
+        <w:rPr>
+          <w:rFonts w:eastAsiaTheme="minorEastAsia"/>
+          <w:lang w:val="ru-RU"/>
+        </w:rPr>
+        <w:t xml:space="preserve">. </w:t>
+      </w:r>
+      <w:r>
+        <w:rPr>
+          <w:rFonts w:eastAsiaTheme="minorEastAsia"/>
+          <w:lang w:val="ru-RU"/>
+        </w:rPr>
+        <w:t xml:space="preserve">Первая соответствует геометрии крыла и хвостового оперения, приведенным </w:t>
+      </w:r>
+      <w:r>
+        <w:rPr>
+          <w:rFonts w:eastAsiaTheme="minorEastAsia"/>
+          <w:lang w:val="ru-RU"/>
+        </w:rPr>
+        <w:t>в разделе 1.1</w:t>
+      </w:r>
+      <w:r>
+        <w:rPr>
+          <w:rFonts w:eastAsiaTheme="minorEastAsia"/>
+          <w:lang w:val="ru-RU"/>
+        </w:rPr>
+        <w:t xml:space="preserve">., и обеспечивает хорошую управляемость в продольном канале и скорость сваливания </w:t>
+      </w:r>
+      <m:oMath>
+        <m:sSub>
+          <m:sSubPr>
+            <m:ctrlPr>
+              <w:rPr>
+                <w:rFonts w:ascii="Cambria Math" w:eastAsiaTheme="minorEastAsia" w:hAnsi="Cambria Math"/>
+                <w:i/>
+                <w:lang w:val="ru-RU"/>
+              </w:rPr>
+            </m:ctrlPr>
+          </m:sSubPr>
+          <m:e>
+            <m:r>
+              <w:rPr>
+                <w:rFonts w:ascii="Cambria Math" w:eastAsiaTheme="minorEastAsia" w:hAnsi="Cambria Math"/>
+                <w:lang w:val="ru-RU"/>
+              </w:rPr>
+              <m:t>V</m:t>
+            </m:r>
+          </m:e>
+          <m:sub>
+            <m:r>
+              <w:rPr>
+                <w:rFonts w:ascii="Cambria Math" w:eastAsiaTheme="minorEastAsia" w:hAnsi="Cambria Math"/>
+                <w:lang w:val="ru-RU"/>
+              </w:rPr>
+              <m:t>s</m:t>
+            </m:r>
+          </m:sub>
+        </m:sSub>
+        <m:r>
+          <w:rPr>
+            <w:rFonts w:ascii="Cambria Math" w:eastAsiaTheme="minorEastAsia" w:hAnsi="Cambria Math"/>
+            <w:lang w:val="ru-RU"/>
+          </w:rPr>
+          <m:t>≈10 м/</m:t>
+        </m:r>
+        <m:r>
+          <w:rPr>
+            <w:rFonts w:ascii="Cambria Math" w:eastAsiaTheme="minorEastAsia" w:hAnsi="Cambria Math"/>
+          </w:rPr>
+          <m:t>c</m:t>
+        </m:r>
+      </m:oMath>
+      <w:r>
+        <w:rPr>
+          <w:rFonts w:eastAsiaTheme="minorEastAsia"/>
+          <w:lang w:val="ru-RU"/>
+        </w:rPr>
+        <w:t xml:space="preserve"> </w:t>
+      </w:r>
+      <w:r>
+        <w:rPr>
+          <w:rFonts w:eastAsiaTheme="minorEastAsia"/>
+          <w:lang w:val="ru-RU"/>
+        </w:rPr>
+        <w:t xml:space="preserve">при размахе </w:t>
+      </w:r>
+      <m:oMath>
+        <m:r>
+          <w:rPr>
+            <w:rFonts w:ascii="Cambria Math" w:eastAsiaTheme="minorEastAsia" w:hAnsi="Cambria Math"/>
+            <w:lang w:val="ru-RU"/>
+          </w:rPr>
+          <m:t>b=1,74 м</m:t>
+        </m:r>
+      </m:oMath>
+      <w:r>
+        <w:rPr>
+          <w:rFonts w:eastAsiaTheme="minorEastAsia"/>
+          <w:lang w:val="ru-RU"/>
+        </w:rPr>
+        <w:t>.</w:t>
+      </w:r>
     </w:p>
     <w:p>
       <w:pPr>
+        <w:rPr>
+          <w:rFonts w:eastAsiaTheme="minorEastAsia"/>
+          <w:lang w:val="ru-RU"/>
+        </w:rPr>
+      </w:pPr>
+      <w:r>
+        <w:rPr>
+          <w:rFonts w:eastAsiaTheme="minorEastAsia"/>
+          <w:lang w:val="ru-RU"/>
+        </w:rPr>
+        <w:t xml:space="preserve">Тем временем конфигурация с </w:t>
+      </w:r>
+      <m:oMath>
+        <m:r>
+          <w:rPr>
+            <w:rFonts w:ascii="Cambria Math" w:eastAsiaTheme="minorEastAsia" w:hAnsi="Cambria Math"/>
+            <w:lang w:val="ru-RU"/>
+          </w:rPr>
+          <m:t>SG6043</m:t>
+        </m:r>
+      </m:oMath>
+      <w:r>
+        <w:rPr>
+          <w:rFonts w:eastAsiaTheme="minorEastAsia"/>
+          <w:lang w:val="ru-RU"/>
+        </w:rPr>
+        <w:t xml:space="preserve"> </w:t>
+      </w:r>
+      <w:r>
+        <w:rPr>
+          <w:rFonts w:eastAsiaTheme="minorEastAsia"/>
+          <w:lang w:val="ru-RU"/>
+        </w:rPr>
+        <w:t xml:space="preserve">за счет выбора более высокого </w:t>
+      </w:r>
+      <m:oMath>
+        <m:sSub>
+          <m:sSubPr>
+            <m:ctrlPr>
+              <w:rPr>
+                <w:rFonts w:ascii="Cambria Math" w:eastAsiaTheme="minorEastAsia" w:hAnsi="Cambria Math"/>
+                <w:i/>
+                <w:lang w:val="ru-RU"/>
+              </w:rPr>
+            </m:ctrlPr>
+          </m:sSubPr>
+          <m:e>
+            <m:r>
+              <w:rPr>
+                <w:rFonts w:ascii="Cambria Math" w:eastAsiaTheme="minorEastAsia" w:hAnsi="Cambria Math"/>
+                <w:lang w:val="ru-RU"/>
+              </w:rPr>
+              <m:t>C</m:t>
+            </m:r>
+          </m:e>
+          <m:sub>
+            <m:sSub>
+              <m:sSubPr>
+                <m:ctrlPr>
+                  <w:rPr>
+                    <w:rFonts w:ascii="Cambria Math" w:eastAsiaTheme="minorEastAsia" w:hAnsi="Cambria Math"/>
+                    <w:i/>
+                    <w:lang w:val="ru-RU"/>
+                  </w:rPr>
+                </m:ctrlPr>
+              </m:sSubPr>
+              <m:e>
+                <m:r>
+                  <w:rPr>
+                    <w:rFonts w:ascii="Cambria Math" w:eastAsiaTheme="minorEastAsia" w:hAnsi="Cambria Math"/>
+                    <w:lang w:val="ru-RU"/>
+                  </w:rPr>
+                  <m:t>L</m:t>
+                </m:r>
+              </m:e>
+              <m:sub>
+                <m:r>
+                  <w:rPr>
+                    <w:rFonts w:ascii="Cambria Math" w:eastAsiaTheme="minorEastAsia" w:hAnsi="Cambria Math"/>
+                    <w:lang w:val="ru-RU"/>
+                  </w:rPr>
+                  <m:t>C</m:t>
+                </m:r>
+              </m:sub>
+            </m:sSub>
+          </m:sub>
+        </m:sSub>
+      </m:oMath>
+      <w:r>
+        <w:rPr>
+          <w:rFonts w:eastAsiaTheme="minorEastAsia"/>
+          <w:lang w:val="ru-RU"/>
+        </w:rPr>
+        <w:t xml:space="preserve"> </w:t>
+      </w:r>
+      <w:r>
+        <w:rPr>
+          <w:rFonts w:eastAsiaTheme="minorEastAsia"/>
+          <w:lang w:val="ru-RU"/>
+        </w:rPr>
+        <w:t>позволяет существенно уменьшить площадь крыла</w:t>
+      </w:r>
+      <w:r>
+        <w:rPr>
+          <w:rFonts w:eastAsiaTheme="minorEastAsia"/>
+          <w:lang w:val="ru-RU"/>
+        </w:rPr>
+        <w:t>, сохранив скорость</w:t>
+      </w:r>
+      <w:bookmarkStart w:id="0" w:name="_GoBack"/>
+      <w:bookmarkEnd w:id="0"/>
+      <w:r>
+        <w:rPr>
+          <w:rFonts w:eastAsiaTheme="minorEastAsia"/>
+          <w:lang w:val="ru-RU"/>
+        </w:rPr>
+        <w:t xml:space="preserve"> горизонтального полета </w:t>
+      </w:r>
+      <m:oMath>
+        <m:sSub>
+          <m:sSubPr>
+            <m:ctrlPr>
+              <w:rPr>
+                <w:rFonts w:ascii="Cambria Math" w:eastAsiaTheme="minorEastAsia" w:hAnsi="Cambria Math"/>
+                <w:i/>
+                <w:lang w:val="ru-RU"/>
+              </w:rPr>
+            </m:ctrlPr>
+          </m:sSubPr>
+          <m:e>
+            <m:r>
+              <w:rPr>
+                <w:rFonts w:ascii="Cambria Math" w:eastAsiaTheme="minorEastAsia" w:hAnsi="Cambria Math"/>
+                <w:lang w:val="ru-RU"/>
+              </w:rPr>
+              <m:t>V</m:t>
+            </m:r>
+          </m:e>
+          <m:sub>
+            <m:r>
+              <w:rPr>
+                <w:rFonts w:ascii="Cambria Math" w:eastAsiaTheme="minorEastAsia" w:hAnsi="Cambria Math"/>
+                <w:lang w:val="ru-RU"/>
+              </w:rPr>
+              <m:t>a</m:t>
+            </m:r>
+          </m:sub>
+        </m:sSub>
+        <m:r>
+          <w:rPr>
+            <w:rFonts w:ascii="Cambria Math" w:eastAsiaTheme="minorEastAsia" w:hAnsi="Cambria Math"/>
+            <w:lang w:val="ru-RU"/>
+          </w:rPr>
+          <m:t>=18 м/с</m:t>
+        </m:r>
+      </m:oMath>
+      <w:r>
+        <w:rPr>
+          <w:rFonts w:eastAsiaTheme="minorEastAsia"/>
+          <w:lang w:val="ru-RU"/>
+        </w:rPr>
+        <w:t xml:space="preserve">. Однако это влечет за собой существенное увеличении скорости сваливания до </w:t>
+      </w:r>
+      <m:oMath>
+        <m:sSub>
+          <m:sSubPr>
+            <m:ctrlPr>
+              <w:rPr>
+                <w:rFonts w:ascii="Cambria Math" w:eastAsiaTheme="minorEastAsia" w:hAnsi="Cambria Math"/>
+                <w:i/>
+                <w:lang w:val="ru-RU"/>
+              </w:rPr>
+            </m:ctrlPr>
+          </m:sSubPr>
+          <m:e>
+            <m:r>
+              <w:rPr>
+                <w:rFonts w:ascii="Cambria Math" w:eastAsiaTheme="minorEastAsia" w:hAnsi="Cambria Math"/>
+                <w:lang w:val="ru-RU"/>
+              </w:rPr>
+              <m:t>V</m:t>
+            </m:r>
+          </m:e>
+          <m:sub>
+            <m:r>
+              <w:rPr>
+                <w:rFonts w:ascii="Cambria Math" w:eastAsiaTheme="minorEastAsia" w:hAnsi="Cambria Math"/>
+                <w:lang w:val="ru-RU"/>
+              </w:rPr>
+              <m:t>s</m:t>
+            </m:r>
+          </m:sub>
+        </m:sSub>
+        <m:r>
+          <w:rPr>
+            <w:rFonts w:ascii="Cambria Math" w:eastAsiaTheme="minorEastAsia" w:hAnsi="Cambria Math"/>
+            <w:lang w:val="ru-RU"/>
+          </w:rPr>
+          <m:t>≈12 м/</m:t>
+        </m:r>
+        <w:proofErr w:type="gramStart"/>
+        <m:r>
+          <w:rPr>
+            <w:rFonts w:ascii="Cambria Math" w:eastAsiaTheme="minorEastAsia" w:hAnsi="Cambria Math"/>
+            <w:lang w:val="ru-RU"/>
+          </w:rPr>
+          <m:t>с</m:t>
+        </m:r>
+      </m:oMath>
+      <w:proofErr w:type="gramEnd"/>
+      <w:r>
+        <w:rPr>
+          <w:rFonts w:eastAsiaTheme="minorEastAsia"/>
+          <w:lang w:val="ru-RU"/>
+        </w:rPr>
+        <w:t xml:space="preserve"> </w:t>
+      </w:r>
+      <w:r>
+        <w:rPr>
+          <w:rFonts w:eastAsiaTheme="minorEastAsia"/>
+          <w:lang w:val="ru-RU"/>
+        </w:rPr>
+        <w:t xml:space="preserve">и </w:t>
+      </w:r>
+      <w:proofErr w:type="gramStart"/>
+      <w:r>
+        <w:rPr>
+          <w:rFonts w:eastAsiaTheme="minorEastAsia"/>
+          <w:lang w:val="ru-RU"/>
+        </w:rPr>
+        <w:t>к</w:t>
+      </w:r>
+      <w:proofErr w:type="gramEnd"/>
+      <w:r>
+        <w:rPr>
+          <w:rFonts w:eastAsiaTheme="minorEastAsia"/>
+          <w:lang w:val="ru-RU"/>
+        </w:rPr>
+        <w:t xml:space="preserve"> росту требований к возможности горизонтального оперения в продольном канале.</w:t>
+      </w:r>
+      <w:r>
+        <w:rPr>
+          <w:rFonts w:eastAsiaTheme="minorEastAsia"/>
+          <w:lang w:val="ru-RU"/>
+        </w:rPr>
+        <w:t xml:space="preserve"> Более того </w:t>
+      </w:r>
+      <m:oMath>
+        <m:r>
+          <w:rPr>
+            <w:rFonts w:ascii="Cambria Math" w:eastAsiaTheme="minorEastAsia" w:hAnsi="Cambria Math"/>
+            <w:lang w:val="ru-RU"/>
+          </w:rPr>
+          <m:t>SGxxxx</m:t>
+        </m:r>
+      </m:oMath>
+      <w:r>
+        <w:rPr>
+          <w:rFonts w:eastAsiaTheme="minorEastAsia"/>
+          <w:lang w:val="ru-RU"/>
+        </w:rPr>
+        <w:t xml:space="preserve"> </w:t>
+      </w:r>
+      <w:r>
+        <w:rPr>
+          <w:rFonts w:eastAsiaTheme="minorEastAsia"/>
+          <w:lang w:val="ru-RU"/>
+        </w:rPr>
+        <w:t>серия требов</w:t>
+      </w:r>
+      <w:r>
+        <w:rPr>
+          <w:rFonts w:eastAsiaTheme="minorEastAsia"/>
+          <w:lang w:val="ru-RU"/>
+        </w:rPr>
+        <w:t xml:space="preserve">ательная к качеству поверхности для достижения заданных характеристик, в то время как </w:t>
+      </w:r>
+      <m:oMath>
+        <m:r>
+          <w:rPr>
+            <w:rFonts w:ascii="Cambria Math" w:eastAsiaTheme="minorEastAsia" w:hAnsi="Cambria Math"/>
+            <w:lang w:val="ru-RU"/>
+          </w:rPr>
+          <m:t>SD7032</m:t>
+        </m:r>
+      </m:oMath>
+      <w:r>
+        <w:rPr>
+          <w:rFonts w:eastAsiaTheme="minorEastAsia"/>
+          <w:lang w:val="ru-RU"/>
+        </w:rPr>
+        <w:t xml:space="preserve"> </w:t>
+      </w:r>
+      <w:r>
+        <w:rPr>
+          <w:rFonts w:eastAsiaTheme="minorEastAsia"/>
+          <w:lang w:val="ru-RU"/>
+        </w:rPr>
+        <w:t xml:space="preserve">согласно </w:t>
+      </w:r>
+      <w:r>
+        <w:rPr>
+          <w:rFonts w:eastAsiaTheme="minorEastAsia"/>
+          <w:lang w:val="ru-RU"/>
+        </w:rPr>
+        <w:t xml:space="preserve">[1] </w:t>
+      </w:r>
+      <w:r>
+        <w:rPr>
+          <w:rFonts w:eastAsiaTheme="minorEastAsia"/>
+          <w:lang w:val="ru-RU"/>
+        </w:rPr>
+        <w:t>показывал даже лучшие характеристики при наличии неровностей на передней кромке.</w:t>
+      </w:r>
+    </w:p>
+    <w:p>
+      <w:pPr>
+        <w:rPr>
+          <w:rFonts w:eastAsiaTheme="minorEastAsia"/>
+          <w:lang w:val="ru-RU"/>
+        </w:rPr>
+      </w:pPr>
+      <w:r>
+        <w:rPr>
+          <w:rFonts w:eastAsiaTheme="minorEastAsia"/>
+          <w:lang w:val="ru-RU"/>
+        </w:rPr>
+        <w:t xml:space="preserve">В конечном </w:t>
+      </w:r>
+      <w:r>
+        <w:rPr>
+          <w:rFonts w:eastAsiaTheme="minorEastAsia"/>
+          <w:lang w:val="ru-RU"/>
+        </w:rPr>
+        <w:t>счете,</w:t>
+      </w:r>
+      <w:r>
+        <w:rPr>
+          <w:rFonts w:eastAsiaTheme="minorEastAsia"/>
+          <w:lang w:val="ru-RU"/>
+        </w:rPr>
+        <w:t xml:space="preserve"> команда выбрала </w:t>
+      </w:r>
+      <m:oMath>
+        <m:r>
+          <w:rPr>
+            <w:rFonts w:ascii="Cambria Math" w:eastAsiaTheme="minorEastAsia" w:hAnsi="Cambria Math"/>
+            <w:lang w:val="ru-RU"/>
+          </w:rPr>
+          <m:t>SD7032</m:t>
+        </m:r>
+      </m:oMath>
+      <w:r>
+        <w:rPr>
+          <w:rFonts w:eastAsiaTheme="minorEastAsia"/>
+          <w:lang w:val="ru-RU"/>
+        </w:rPr>
+        <w:t xml:space="preserve">, как компромиссный вариант, обладающий сравнительно высоким </w:t>
+      </w:r>
+      <m:oMath>
+        <m:sSub>
+          <m:sSubPr>
+            <m:ctrlPr>
+              <w:rPr>
+                <w:rFonts w:ascii="Cambria Math" w:eastAsiaTheme="minorEastAsia" w:hAnsi="Cambria Math"/>
+                <w:i/>
+                <w:lang w:val="ru-RU"/>
+              </w:rPr>
+            </m:ctrlPr>
+          </m:sSubPr>
+          <m:e>
+            <m:r>
+              <w:rPr>
+                <w:rFonts w:ascii="Cambria Math" w:eastAsiaTheme="minorEastAsia" w:hAnsi="Cambria Math"/>
+                <w:lang w:val="ru-RU"/>
+              </w:rPr>
+              <m:t>C</m:t>
+            </m:r>
+          </m:e>
+          <m:sub>
+            <m:r>
+              <w:rPr>
+                <w:rFonts w:ascii="Cambria Math" w:eastAsiaTheme="minorEastAsia" w:hAnsi="Cambria Math"/>
+                <w:lang w:val="ru-RU"/>
+              </w:rPr>
+              <m:t>l</m:t>
+            </m:r>
+          </m:sub>
+        </m:sSub>
+      </m:oMath>
+      <w:r>
+        <w:rPr>
+          <w:rFonts w:eastAsiaTheme="minorEastAsia"/>
+          <w:lang w:val="ru-RU"/>
+        </w:rPr>
+        <w:t xml:space="preserve">, как у серии </w:t>
+      </w:r>
+      <m:oMath>
+        <m:r>
+          <w:rPr>
+            <w:rFonts w:ascii="Cambria Math" w:eastAsiaTheme="minorEastAsia" w:hAnsi="Cambria Math"/>
+            <w:lang w:val="ru-RU"/>
+          </w:rPr>
+          <m:t>SGxxxx</m:t>
+        </m:r>
+      </m:oMath>
+      <w:r>
+        <w:rPr>
+          <w:rFonts w:eastAsiaTheme="minorEastAsia"/>
+          <w:lang w:val="ru-RU"/>
+        </w:rPr>
+        <w:t xml:space="preserve">, но и довольно большим показателем </w:t>
+      </w:r>
+      <m:oMath>
+        <m:r>
+          <w:rPr>
+            <w:rFonts w:ascii="Cambria Math" w:eastAsiaTheme="minorEastAsia" w:hAnsi="Cambria Math"/>
+            <w:lang w:val="ru-RU"/>
+          </w:rPr>
+          <m:t>L/D</m:t>
+        </m:r>
+      </m:oMath>
+      <w:r>
+        <w:rPr>
+          <w:rFonts w:eastAsiaTheme="minorEastAsia"/>
+          <w:lang w:val="ru-RU"/>
+        </w:rPr>
+        <w:t xml:space="preserve"> в</w:t>
+      </w:r>
+      <w:r>
+        <w:rPr>
+          <w:rFonts w:eastAsiaTheme="minorEastAsia"/>
+          <w:lang w:val="ru-RU"/>
+        </w:rPr>
+        <w:t xml:space="preserve"> широком диапазоне </w:t>
+      </w:r>
+      <m:oMath>
+        <m:sSub>
+          <m:sSubPr>
+            <m:ctrlPr>
+              <w:rPr>
+                <w:rFonts w:ascii="Cambria Math" w:eastAsiaTheme="minorEastAsia" w:hAnsi="Cambria Math"/>
+                <w:i/>
+                <w:lang w:val="ru-RU"/>
+              </w:rPr>
+            </m:ctrlPr>
+          </m:sSubPr>
+          <m:e>
+            <m:r>
+              <w:rPr>
+                <w:rFonts w:ascii="Cambria Math" w:eastAsiaTheme="minorEastAsia" w:hAnsi="Cambria Math"/>
+                <w:lang w:val="ru-RU"/>
+              </w:rPr>
+              <m:t>C</m:t>
+            </m:r>
+          </m:e>
+          <m:sub>
+            <m:r>
+              <w:rPr>
+                <w:rFonts w:ascii="Cambria Math" w:eastAsiaTheme="minorEastAsia" w:hAnsi="Cambria Math"/>
+                <w:lang w:val="ru-RU"/>
+              </w:rPr>
+              <m:t>l</m:t>
+            </m:r>
+          </m:sub>
+        </m:sSub>
+      </m:oMath>
+      <w:r>
+        <w:rPr>
+          <w:rFonts w:eastAsiaTheme="minorEastAsia"/>
+          <w:lang w:val="ru-RU"/>
+        </w:rPr>
+        <w:t xml:space="preserve">, характерным для </w:t>
+      </w:r>
+      <m:oMath>
+        <m:r>
+          <w:rPr>
+            <w:rFonts w:ascii="Cambria Math" w:eastAsiaTheme="minorEastAsia" w:hAnsi="Cambria Math"/>
+            <w:lang w:val="ru-RU"/>
+          </w:rPr>
+          <m:t>SDxxxx</m:t>
+        </m:r>
+      </m:oMath>
+      <w:r>
+        <w:rPr>
+          <w:rFonts w:eastAsiaTheme="minorEastAsia"/>
+          <w:lang w:val="ru-RU"/>
+        </w:rPr>
+        <w:t xml:space="preserve"> </w:t>
+      </w:r>
+      <w:r>
+        <w:rPr>
+          <w:rFonts w:eastAsiaTheme="minorEastAsia"/>
+          <w:lang w:val="ru-RU"/>
+        </w:rPr>
+        <w:t>серии.</w:t>
+      </w:r>
+    </w:p>
+    <w:p>
+      <w:pPr>
+        <w:rPr>
+          <w:rFonts w:eastAsiaTheme="minorEastAsia"/>
+          <w:lang w:val="ru-RU"/>
+        </w:rPr>
+      </w:pPr>
+      <w:r>
+        <w:rPr>
+          <w:rFonts w:eastAsiaTheme="minorEastAsia"/>
+          <w:lang w:val="ru-RU"/>
+        </w:rPr>
+        <w:t xml:space="preserve">Для хвостового оперения был выбран симметричный профиль </w:t>
+      </w:r>
+      <m:oMath>
+        <m:r>
+          <w:rPr>
+            <w:rFonts w:ascii="Cambria Math" w:eastAsiaTheme="minorEastAsia" w:hAnsi="Cambria Math"/>
+            <w:lang w:val="ru-RU"/>
+          </w:rPr>
+          <m:t>SD8020</m:t>
+        </m:r>
+      </m:oMath>
+      <w:r>
+        <w:rPr>
+          <w:rFonts w:eastAsiaTheme="minorEastAsia"/>
+          <w:lang w:val="ru-RU"/>
+        </w:rPr>
+        <w:t>, спроектированный для низких чисел Рейнольдса и обладающий</w:t>
+      </w:r>
+      <w:r>
+        <w:rPr>
+          <w:rFonts w:eastAsiaTheme="minorEastAsia"/>
+          <w:lang w:val="ru-RU"/>
+        </w:rPr>
+        <w:t xml:space="preserve"> умеренным</w:t>
+      </w:r>
+      <w:r>
+        <w:rPr>
+          <w:rFonts w:eastAsiaTheme="minorEastAsia"/>
+          <w:lang w:val="ru-RU"/>
+        </w:rPr>
+        <w:t xml:space="preserve"> нелинейным характером</w:t>
+      </w:r>
+      <w:r>
+        <w:rPr>
+          <w:rFonts w:eastAsiaTheme="minorEastAsia"/>
+          <w:lang w:val="ru-RU"/>
+        </w:rPr>
+        <w:t xml:space="preserve"> аэродинамических коэффициентов вблизи </w:t>
+      </w:r>
+      <m:oMath>
+        <m:r>
+          <w:rPr>
+            <w:rFonts w:ascii="Cambria Math" w:eastAsiaTheme="minorEastAsia" w:hAnsi="Cambria Math"/>
+            <w:lang w:val="ru-RU"/>
+          </w:rPr>
+          <m:t>α=0°</m:t>
+        </m:r>
+      </m:oMath>
+      <w:r>
+        <w:rPr>
+          <w:rFonts w:eastAsiaTheme="minorEastAsia"/>
+          <w:lang w:val="ru-RU"/>
+        </w:rPr>
+        <w:t xml:space="preserve"> по сравнению с серией симметричных профилей </w:t>
+      </w:r>
+      <m:oMath>
+        <m:r>
+          <w:rPr>
+            <w:rFonts w:ascii="Cambria Math" w:eastAsiaTheme="minorEastAsia" w:hAnsi="Cambria Math"/>
+            <w:lang w:val="ru-RU"/>
+          </w:rPr>
+          <m:t>NACAxxxx</m:t>
+        </m:r>
+      </m:oMath>
+      <w:r>
+        <w:rPr>
+          <w:rFonts w:eastAsiaTheme="minorEastAsia"/>
+          <w:lang w:val="ru-RU"/>
+        </w:rPr>
+        <w:t>.</w:t>
+      </w:r>
+    </w:p>
+    <w:p>
+      <w:pPr>
+        <w:pStyle w:val="ac"/>
+        <w:ind w:left="0" w:firstLine="0"/>
         <w:rPr>
           <w:lang w:val="ru-RU"/>
         </w:rPr>
@@ -11099,8 +12700,6 @@
           <w:lang w:val="ru-RU"/>
         </w:rPr>
       </w:pPr>
-      <w:bookmarkStart w:id="1" w:name="LowSpeedAirfoil"/>
-      <w:bookmarkEnd w:id="1"/>
     </w:p>
     <w:p>
       <w:pPr>
@@ -11121,7 +12720,112 @@
           <w:szCs w:val="21"/>
           <w:shd w:val="clear" w:color="auto" w:fill="FFFFFF"/>
         </w:rPr>
-        <w:t>Lyon, C.A., Broeren, A.P., Giguère, P., Gopalarathnam, A., and Selig, M.S., </w:t>
+        <w:t>Lyon</w:t>
+      </w:r>
+      <w:r>
+        <w:rPr>
+          <w:rFonts w:cs="Times New Roman"/>
+          <w:color w:val="333333"/>
+          <w:szCs w:val="21"/>
+          <w:shd w:val="clear" w:color="auto" w:fill="FFFFFF"/>
+        </w:rPr>
+        <w:t xml:space="preserve">, </w:t>
+      </w:r>
+      <w:r>
+        <w:rPr>
+          <w:rFonts w:cs="Times New Roman"/>
+          <w:color w:val="333333"/>
+          <w:szCs w:val="21"/>
+          <w:shd w:val="clear" w:color="auto" w:fill="FFFFFF"/>
+        </w:rPr>
+        <w:t>C</w:t>
+      </w:r>
+      <w:r>
+        <w:rPr>
+          <w:rFonts w:cs="Times New Roman"/>
+          <w:color w:val="333333"/>
+          <w:szCs w:val="21"/>
+          <w:shd w:val="clear" w:color="auto" w:fill="FFFFFF"/>
+        </w:rPr>
+        <w:t>.</w:t>
+      </w:r>
+      <w:r>
+        <w:rPr>
+          <w:rFonts w:cs="Times New Roman"/>
+          <w:color w:val="333333"/>
+          <w:szCs w:val="21"/>
+          <w:shd w:val="clear" w:color="auto" w:fill="FFFFFF"/>
+        </w:rPr>
+        <w:t>A</w:t>
+      </w:r>
+      <w:r>
+        <w:rPr>
+          <w:rFonts w:cs="Times New Roman"/>
+          <w:color w:val="333333"/>
+          <w:szCs w:val="21"/>
+          <w:shd w:val="clear" w:color="auto" w:fill="FFFFFF"/>
+        </w:rPr>
+        <w:t xml:space="preserve">., </w:t>
+      </w:r>
+      <w:proofErr w:type="spellStart"/>
+      <w:r>
+        <w:rPr>
+          <w:rFonts w:cs="Times New Roman"/>
+          <w:color w:val="333333"/>
+          <w:szCs w:val="21"/>
+          <w:shd w:val="clear" w:color="auto" w:fill="FFFFFF"/>
+        </w:rPr>
+        <w:t>Broeren</w:t>
+      </w:r>
+      <w:proofErr w:type="spellEnd"/>
+      <w:r>
+        <w:rPr>
+          <w:rFonts w:cs="Times New Roman"/>
+          <w:color w:val="333333"/>
+          <w:szCs w:val="21"/>
+          <w:shd w:val="clear" w:color="auto" w:fill="FFFFFF"/>
+        </w:rPr>
+        <w:t xml:space="preserve">, A.P., </w:t>
+      </w:r>
+      <w:proofErr w:type="spellStart"/>
+      <w:r>
+        <w:rPr>
+          <w:rFonts w:cs="Times New Roman"/>
+          <w:color w:val="333333"/>
+          <w:szCs w:val="21"/>
+          <w:shd w:val="clear" w:color="auto" w:fill="FFFFFF"/>
+        </w:rPr>
+        <w:t>Giguère</w:t>
+      </w:r>
+      <w:proofErr w:type="spellEnd"/>
+      <w:r>
+        <w:rPr>
+          <w:rFonts w:cs="Times New Roman"/>
+          <w:color w:val="333333"/>
+          <w:szCs w:val="21"/>
+          <w:shd w:val="clear" w:color="auto" w:fill="FFFFFF"/>
+        </w:rPr>
+        <w:t xml:space="preserve">, P., </w:t>
+      </w:r>
+      <w:proofErr w:type="spellStart"/>
+      <w:r>
+        <w:rPr>
+          <w:rFonts w:cs="Times New Roman"/>
+          <w:color w:val="333333"/>
+          <w:szCs w:val="21"/>
+          <w:shd w:val="clear" w:color="auto" w:fill="FFFFFF"/>
+        </w:rPr>
+        <w:t>Gopalarathnam</w:t>
+      </w:r>
+      <w:proofErr w:type="spellEnd"/>
+      <w:r>
+        <w:rPr>
+          <w:rFonts w:cs="Times New Roman"/>
+          <w:color w:val="333333"/>
+          <w:szCs w:val="21"/>
+          <w:shd w:val="clear" w:color="auto" w:fill="FFFFFF"/>
+        </w:rPr>
+        <w:t>, A., and Selig, M.S., </w:t>
       </w:r>
       <w:r>
         <w:rPr>
@@ -11142,7 +12846,27 @@
           <w:szCs w:val="21"/>
           <w:shd w:val="clear" w:color="auto" w:fill="FFFFFF"/>
         </w:rPr>
-        <w:t>, Vol. 3, SoarTech Publications, Virginia Beach, VA, 1998, 418 pages.</w:t>
+        <w:t xml:space="preserve">, Vol. 3, </w:t>
+      </w:r>
+      <w:proofErr w:type="spellStart"/>
+      <w:r>
+        <w:rPr>
+          <w:rFonts w:cs="Times New Roman"/>
+          <w:color w:val="333333"/>
+          <w:szCs w:val="21"/>
+          <w:shd w:val="clear" w:color="auto" w:fill="FFFFFF"/>
+        </w:rPr>
+        <w:t>SoarTech</w:t>
+      </w:r>
+      <w:proofErr w:type="spellEnd"/>
+      <w:r>
+        <w:rPr>
+          <w:rFonts w:cs="Times New Roman"/>
+          <w:color w:val="333333"/>
+          <w:szCs w:val="21"/>
+          <w:shd w:val="clear" w:color="auto" w:fill="FFFFFF"/>
+        </w:rPr>
+        <w:t xml:space="preserve"> Publications, Virginia Beach, VA, 1998, 418 pages.</w:t>
       </w:r>
     </w:p>
     <w:p>
@@ -11157,12 +12881,21 @@
           <w:szCs w:val="24"/>
         </w:rPr>
       </w:pPr>
+      <w:proofErr w:type="spellStart"/>
       <w:r>
         <w:rPr>
           <w:color w:val="05103E"/>
           <w:szCs w:val="24"/>
         </w:rPr>
-        <w:t>Gudmundsson S. General Aviation Aircraft Design: Applied Methods and Procedures / Butterworth-Heinemann, 2021.</w:t>
+        <w:t>Gudmundsson</w:t>
+      </w:r>
+      <w:proofErr w:type="spellEnd"/>
+      <w:r>
+        <w:rPr>
+          <w:color w:val="05103E"/>
+          <w:szCs w:val="24"/>
+        </w:rPr>
+        <w:t xml:space="preserve"> S. General Aviation Aircraft Design: Applied Methods and Procedures / Butterworth-Heinemann, 2021.</w:t>
       </w:r>
     </w:p>
     <w:p>
@@ -11177,12 +12910,21 @@
           <w:sz w:val="32"/>
         </w:rPr>
       </w:pPr>
+      <w:proofErr w:type="spellStart"/>
       <w:r>
         <w:rPr>
           <w:color w:val="05103E"/>
           <w:szCs w:val="27"/>
         </w:rPr>
-        <w:t>Raymer D. P. Aircraft design: A Conceptual Approach / AIAA Inc., 2018.</w:t>
+        <w:t>Raymer</w:t>
+      </w:r>
+      <w:proofErr w:type="spellEnd"/>
+      <w:r>
+        <w:rPr>
+          <w:color w:val="05103E"/>
+          <w:szCs w:val="27"/>
+        </w:rPr>
+        <w:t xml:space="preserve"> D. P. Aircraft design: A Conceptual Approach / AIAA Inc., 2018.</w:t>
       </w:r>
     </w:p>
     <w:p>
@@ -11198,7 +12940,226 @@
         </w:rPr>
       </w:pPr>
       <w:r>
-        <w:t>NACA report No.823: "Experimental Verification of a Simplified Vee-Tail Theory and Analysis of Available Data on Complete Models with Vee-Tails" by Paul E. Purser and John P. Campbell, reprinted in an early SOARTECH</w:t>
+        <w:t xml:space="preserve">NACA report No.823: "Experimental Verification of a Simplified </w:t>
+      </w:r>
+      <w:proofErr w:type="spellStart"/>
+      <w:r>
+        <w:t>Vee</w:t>
+      </w:r>
+      <w:proofErr w:type="spellEnd"/>
+      <w:r>
+        <w:t xml:space="preserve">-Tail Theory and Analysis of Available Data on Complete Models with </w:t>
+      </w:r>
+      <w:proofErr w:type="spellStart"/>
+      <w:r>
+        <w:t>Vee</w:t>
+      </w:r>
+      <w:proofErr w:type="spellEnd"/>
+      <w:r>
+        <w:t>-Tails" by Paul E. Purser and John P. Campbell, reprinted in an early SOARTECH</w:t>
+      </w:r>
+    </w:p>
+    <w:p>
+      <w:pPr>
+        <w:numPr>
+          <w:ilvl w:val="0"/>
+          <w:numId w:val="2"/>
+        </w:numPr>
+        <w:shd w:val="clear" w:color="auto" w:fill="FFFFFF"/>
+        <w:suppressAutoHyphens w:val="0"/>
+        <w:spacing w:before="100" w:beforeAutospacing="1" w:after="100" w:afterAutospacing="1"/>
+        <w:contextualSpacing w:val="0"/>
+        <w:jc w:val="left"/>
+        <w:rPr>
+          <w:rFonts w:cs="Times New Roman"/>
+          <w:color w:val="333333"/>
+          <w:szCs w:val="18"/>
+        </w:rPr>
+      </w:pPr>
+      <w:r>
+        <w:rPr>
+          <w:rFonts w:cs="Times New Roman"/>
+          <w:color w:val="333333"/>
+          <w:szCs w:val="18"/>
+        </w:rPr>
+        <w:t xml:space="preserve">J.B. Brandt, R.W. Deters, G.K. </w:t>
+      </w:r>
+      <w:proofErr w:type="spellStart"/>
+      <w:r>
+        <w:rPr>
+          <w:rFonts w:cs="Times New Roman"/>
+          <w:color w:val="333333"/>
+          <w:szCs w:val="18"/>
+        </w:rPr>
+        <w:t>Ananda</w:t>
+      </w:r>
+      <w:proofErr w:type="spellEnd"/>
+      <w:r>
+        <w:rPr>
+          <w:rFonts w:cs="Times New Roman"/>
+          <w:color w:val="333333"/>
+          <w:szCs w:val="18"/>
+        </w:rPr>
+        <w:t xml:space="preserve">, O.D. </w:t>
+      </w:r>
+      <w:proofErr w:type="spellStart"/>
+      <w:r>
+        <w:rPr>
+          <w:rFonts w:cs="Times New Roman"/>
+          <w:color w:val="333333"/>
+          <w:szCs w:val="18"/>
+        </w:rPr>
+        <w:t>Dantsker</w:t>
+      </w:r>
+      <w:proofErr w:type="spellEnd"/>
+      <w:r>
+        <w:rPr>
+          <w:rFonts w:cs="Times New Roman"/>
+          <w:color w:val="333333"/>
+          <w:szCs w:val="18"/>
+        </w:rPr>
+        <w:t>, and M.S. Selig</w:t>
+      </w:r>
+      <w:r>
+        <w:rPr>
+          <w:rFonts w:cs="Times New Roman"/>
+          <w:color w:val="333333"/>
+          <w:szCs w:val="18"/>
+        </w:rPr>
+        <w:t xml:space="preserve">, </w:t>
+      </w:r>
+      <w:r>
+        <w:rPr>
+          <w:rFonts w:cs="Times New Roman"/>
+          <w:i/>
+          <w:iCs/>
+          <w:color w:val="333333"/>
+          <w:szCs w:val="18"/>
+        </w:rPr>
+        <w:t xml:space="preserve">UIUC Propeller Database, </w:t>
+      </w:r>
+      <w:proofErr w:type="spellStart"/>
+      <w:r>
+        <w:rPr>
+          <w:rFonts w:cs="Times New Roman"/>
+          <w:i/>
+          <w:iCs/>
+          <w:color w:val="333333"/>
+          <w:szCs w:val="18"/>
+        </w:rPr>
+        <w:t>Vols</w:t>
+      </w:r>
+      <w:proofErr w:type="spellEnd"/>
+      <w:r>
+        <w:rPr>
+          <w:rFonts w:cs="Times New Roman"/>
+          <w:i/>
+          <w:iCs/>
+          <w:color w:val="333333"/>
+          <w:szCs w:val="18"/>
+        </w:rPr>
+        <w:t xml:space="preserve"> 1-4</w:t>
+      </w:r>
+      <w:r>
+        <w:rPr>
+          <w:rFonts w:cs="Times New Roman"/>
+          <w:color w:val="333333"/>
+          <w:szCs w:val="18"/>
+        </w:rPr>
+        <w:t>, University of Illinois at Urbana-Champaign, Department of Aerospace Engineering,</w:t>
+      </w:r>
+      <w:r>
+        <w:rPr>
+          <w:rFonts w:cs="Times New Roman"/>
+          <w:color w:val="333333"/>
+          <w:szCs w:val="18"/>
+        </w:rPr>
+        <w:t xml:space="preserve"> </w:t>
+      </w:r>
+      <w:proofErr w:type="spellStart"/>
+      <w:r>
+        <w:t>офиц</w:t>
+      </w:r>
+      <w:proofErr w:type="spellEnd"/>
+      <w:r>
+        <w:t xml:space="preserve">. </w:t>
+      </w:r>
+      <w:proofErr w:type="spellStart"/>
+      <w:proofErr w:type="gramStart"/>
+      <w:r>
+        <w:t>сайт</w:t>
+      </w:r>
+      <w:proofErr w:type="spellEnd"/>
+      <w:proofErr w:type="gramEnd"/>
+      <w:r>
+        <w:t>. — URL</w:t>
+      </w:r>
+      <w:r>
+        <w:t>:</w:t>
+      </w:r>
+      <w:r>
+        <w:t xml:space="preserve"> </w:t>
+      </w:r>
+      <w:r>
+        <w:t>https://m-selig.ae.illinois.edu/props/propDB.html</w:t>
+      </w:r>
+    </w:p>
+    <w:p>
+      <w:pPr>
+        <w:pStyle w:val="ac"/>
+        <w:numPr>
+          <w:ilvl w:val="0"/>
+          <w:numId w:val="2"/>
+        </w:numPr>
+        <w:rPr>
+          <w:rFonts w:cs="Times New Roman"/>
+          <w:sz w:val="40"/>
+        </w:rPr>
+      </w:pPr>
+      <w:r>
+        <w:rPr>
+          <w:rFonts w:cs="Times New Roman"/>
+          <w:color w:val="333333"/>
+          <w:szCs w:val="18"/>
+          <w:shd w:val="clear" w:color="auto" w:fill="FFFFFF"/>
+        </w:rPr>
+        <w:t xml:space="preserve">McCormick, B.W., </w:t>
+      </w:r>
+      <w:r>
+        <w:rPr>
+          <w:rFonts w:cs="Times New Roman"/>
+          <w:color w:val="333333"/>
+          <w:szCs w:val="18"/>
+          <w:shd w:val="clear" w:color="auto" w:fill="FFFFFF"/>
+        </w:rPr>
+        <w:t>Aerodynamics, Aer</w:t>
+      </w:r>
+      <w:r>
+        <w:rPr>
+          <w:rFonts w:cs="Times New Roman"/>
+          <w:color w:val="333333"/>
+          <w:szCs w:val="18"/>
+          <w:shd w:val="clear" w:color="auto" w:fill="FFFFFF"/>
+        </w:rPr>
+        <w:t>onautics, and Flight Mechanics,</w:t>
+      </w:r>
+      <w:r>
+        <w:rPr>
+          <w:rFonts w:cs="Times New Roman"/>
+          <w:color w:val="333333"/>
+          <w:szCs w:val="18"/>
+          <w:shd w:val="clear" w:color="auto" w:fill="FFFFFF"/>
+        </w:rPr>
+        <w:t xml:space="preserve"> Wiley,</w:t>
+      </w:r>
+      <w:r>
+        <w:rPr>
+          <w:rFonts w:cs="Times New Roman"/>
+          <w:color w:val="333333"/>
+          <w:szCs w:val="18"/>
+          <w:shd w:val="clear" w:color="auto" w:fill="FFFFFF"/>
+        </w:rPr>
+        <w:t xml:space="preserve"> 1995.</w:t>
       </w:r>
     </w:p>
     <w:sectPr>
@@ -11387,6 +13348,155 @@
     </w:lvl>
   </w:abstractNum>
   <w:abstractNum w:abstractNumId="1">
+    <w:nsid w:val="61CD4688"/>
+    <w:multiLevelType w:val="multilevel"/>
+    <w:tmpl w:val="2A52E4D0"/>
+    <w:lvl w:ilvl="0">
+      <w:start w:val="1"/>
+      <w:numFmt w:val="bullet"/>
+      <w:lvlText w:val=""/>
+      <w:lvlJc w:val="left"/>
+      <w:pPr>
+        <w:tabs>
+          <w:tab w:val="num" w:pos="720"/>
+        </w:tabs>
+        <w:ind w:left="720" w:hanging="360"/>
+      </w:pPr>
+      <w:rPr>
+        <w:rFonts w:ascii="Symbol" w:hAnsi="Symbol" w:hint="default"/>
+        <w:sz w:val="20"/>
+      </w:rPr>
+    </w:lvl>
+    <w:lvl w:ilvl="1" w:tentative="1">
+      <w:start w:val="1"/>
+      <w:numFmt w:val="bullet"/>
+      <w:lvlText w:val="o"/>
+      <w:lvlJc w:val="left"/>
+      <w:pPr>
+        <w:tabs>
+          <w:tab w:val="num" w:pos="1440"/>
+        </w:tabs>
+        <w:ind w:left="1440" w:hanging="360"/>
+      </w:pPr>
+      <w:rPr>
+        <w:rFonts w:ascii="Courier New" w:hAnsi="Courier New" w:hint="default"/>
+        <w:sz w:val="20"/>
+      </w:rPr>
+    </w:lvl>
+    <w:lvl w:ilvl="2" w:tentative="1">
+      <w:start w:val="1"/>
+      <w:numFmt w:val="bullet"/>
+      <w:lvlText w:val=""/>
+      <w:lvlJc w:val="left"/>
+      <w:pPr>
+        <w:tabs>
+          <w:tab w:val="num" w:pos="2160"/>
+        </w:tabs>
+        <w:ind w:left="2160" w:hanging="360"/>
+      </w:pPr>
+      <w:rPr>
+        <w:rFonts w:ascii="Wingdings" w:hAnsi="Wingdings" w:hint="default"/>
+        <w:sz w:val="20"/>
+      </w:rPr>
+    </w:lvl>
+    <w:lvl w:ilvl="3" w:tentative="1">
+      <w:start w:val="1"/>
+      <w:numFmt w:val="bullet"/>
+      <w:lvlText w:val=""/>
+      <w:lvlJc w:val="left"/>
+      <w:pPr>
+        <w:tabs>
+          <w:tab w:val="num" w:pos="2880"/>
+        </w:tabs>
+        <w:ind w:left="2880" w:hanging="360"/>
+      </w:pPr>
+      <w:rPr>
+        <w:rFonts w:ascii="Wingdings" w:hAnsi="Wingdings" w:hint="default"/>
+        <w:sz w:val="20"/>
+      </w:rPr>
+    </w:lvl>
+    <w:lvl w:ilvl="4" w:tentative="1">
+      <w:start w:val="1"/>
+      <w:numFmt w:val="bullet"/>
+      <w:lvlText w:val=""/>
+      <w:lvlJc w:val="left"/>
+      <w:pPr>
+        <w:tabs>
+          <w:tab w:val="num" w:pos="3600"/>
+        </w:tabs>
+        <w:ind w:left="3600" w:hanging="360"/>
+      </w:pPr>
+      <w:rPr>
+        <w:rFonts w:ascii="Wingdings" w:hAnsi="Wingdings" w:hint="default"/>
+        <w:sz w:val="20"/>
+      </w:rPr>
+    </w:lvl>
+    <w:lvl w:ilvl="5" w:tentative="1">
+      <w:start w:val="1"/>
+      <w:numFmt w:val="bullet"/>
+      <w:lvlText w:val=""/>
+      <w:lvlJc w:val="left"/>
+      <w:pPr>
+        <w:tabs>
+          <w:tab w:val="num" w:pos="4320"/>
+        </w:tabs>
+        <w:ind w:left="4320" w:hanging="360"/>
+      </w:pPr>
+      <w:rPr>
+        <w:rFonts w:ascii="Wingdings" w:hAnsi="Wingdings" w:hint="default"/>
+        <w:sz w:val="20"/>
+      </w:rPr>
+    </w:lvl>
+    <w:lvl w:ilvl="6" w:tentative="1">
+      <w:start w:val="1"/>
+      <w:numFmt w:val="bullet"/>
+      <w:lvlText w:val=""/>
+      <w:lvlJc w:val="left"/>
+      <w:pPr>
+        <w:tabs>
+          <w:tab w:val="num" w:pos="5040"/>
+        </w:tabs>
+        <w:ind w:left="5040" w:hanging="360"/>
+      </w:pPr>
+      <w:rPr>
+        <w:rFonts w:ascii="Wingdings" w:hAnsi="Wingdings" w:hint="default"/>
+        <w:sz w:val="20"/>
+      </w:rPr>
+    </w:lvl>
+    <w:lvl w:ilvl="7" w:tentative="1">
+      <w:start w:val="1"/>
+      <w:numFmt w:val="bullet"/>
+      <w:lvlText w:val=""/>
+      <w:lvlJc w:val="left"/>
+      <w:pPr>
+        <w:tabs>
+          <w:tab w:val="num" w:pos="5760"/>
+        </w:tabs>
+        <w:ind w:left="5760" w:hanging="360"/>
+      </w:pPr>
+      <w:rPr>
+        <w:rFonts w:ascii="Wingdings" w:hAnsi="Wingdings" w:hint="default"/>
+        <w:sz w:val="20"/>
+      </w:rPr>
+    </w:lvl>
+    <w:lvl w:ilvl="8" w:tentative="1">
+      <w:start w:val="1"/>
+      <w:numFmt w:val="bullet"/>
+      <w:lvlText w:val=""/>
+      <w:lvlJc w:val="left"/>
+      <w:pPr>
+        <w:tabs>
+          <w:tab w:val="num" w:pos="6480"/>
+        </w:tabs>
+        <w:ind w:left="6480" w:hanging="360"/>
+      </w:pPr>
+      <w:rPr>
+        <w:rFonts w:ascii="Wingdings" w:hAnsi="Wingdings" w:hint="default"/>
+        <w:sz w:val="20"/>
+      </w:rPr>
+    </w:lvl>
+  </w:abstractNum>
+  <w:abstractNum w:abstractNumId="2">
     <w:nsid w:val="7CF17641"/>
     <w:multiLevelType w:val="hybridMultilevel"/>
     <w:tmpl w:val="09A07CB4"/>
@@ -11480,6 +13590,9 @@
     <w:abstractNumId w:val="0"/>
   </w:num>
   <w:num w:numId="2">
+    <w:abstractNumId w:val="2"/>
+  </w:num>
+  <w:num w:numId="3">
     <w:abstractNumId w:val="1"/>
   </w:num>
   <w:numIdMacAtCleanup w:val="2"/>
@@ -12130,6 +14243,60 @@
     <w:basedOn w:val="a0"/>
     <w:rsid w:val="00AB2CD6"/>
   </w:style>
+  <w:style w:type="paragraph" w:styleId="af2">
+    <w:name w:val="header"/>
+    <w:basedOn w:val="a"/>
+    <w:link w:val="af3"/>
+    <w:uiPriority w:val="99"/>
+    <w:unhideWhenUsed/>
+    <w:rsid w:val="00EC4B3C"/>
+    <w:pPr>
+      <w:tabs>
+        <w:tab w:val="center" w:pos="4844"/>
+        <w:tab w:val="right" w:pos="9689"/>
+      </w:tabs>
+      <w:spacing w:after="0"/>
+    </w:pPr>
+  </w:style>
+  <w:style w:type="character" w:customStyle="1" w:styleId="af3">
+    <w:name w:val="Верхний колонтитул Знак"/>
+    <w:basedOn w:val="a0"/>
+    <w:link w:val="af2"/>
+    <w:uiPriority w:val="99"/>
+    <w:rsid w:val="00EC4B3C"/>
+    <w:rPr>
+      <w:rFonts w:ascii="Times New Roman" w:hAnsi="Times New Roman"/>
+      <w:sz w:val="24"/>
+      <w:lang w:eastAsia="en-US"/>
+    </w:rPr>
+  </w:style>
+  <w:style w:type="paragraph" w:styleId="af4">
+    <w:name w:val="footer"/>
+    <w:basedOn w:val="a"/>
+    <w:link w:val="af5"/>
+    <w:uiPriority w:val="99"/>
+    <w:unhideWhenUsed/>
+    <w:rsid w:val="00EC4B3C"/>
+    <w:pPr>
+      <w:tabs>
+        <w:tab w:val="center" w:pos="4844"/>
+        <w:tab w:val="right" w:pos="9689"/>
+      </w:tabs>
+      <w:spacing w:after="0"/>
+    </w:pPr>
+  </w:style>
+  <w:style w:type="character" w:customStyle="1" w:styleId="af5">
+    <w:name w:val="Нижний колонтитул Знак"/>
+    <w:basedOn w:val="a0"/>
+    <w:link w:val="af4"/>
+    <w:uiPriority w:val="99"/>
+    <w:rsid w:val="00EC4B3C"/>
+    <w:rPr>
+      <w:rFonts w:ascii="Times New Roman" w:hAnsi="Times New Roman"/>
+      <w:sz w:val="24"/>
+      <w:lang w:eastAsia="en-US"/>
+    </w:rPr>
+  </w:style>
 </w:styles>
 </file>
 
@@ -12777,6 +14944,60 @@
     <w:basedOn w:val="a0"/>
     <w:rsid w:val="00AB2CD6"/>
   </w:style>
+  <w:style w:type="paragraph" w:styleId="af2">
+    <w:name w:val="header"/>
+    <w:basedOn w:val="a"/>
+    <w:link w:val="af3"/>
+    <w:uiPriority w:val="99"/>
+    <w:unhideWhenUsed/>
+    <w:rsid w:val="00EC4B3C"/>
+    <w:pPr>
+      <w:tabs>
+        <w:tab w:val="center" w:pos="4844"/>
+        <w:tab w:val="right" w:pos="9689"/>
+      </w:tabs>
+      <w:spacing w:after="0"/>
+    </w:pPr>
+  </w:style>
+  <w:style w:type="character" w:customStyle="1" w:styleId="af3">
+    <w:name w:val="Верхний колонтитул Знак"/>
+    <w:basedOn w:val="a0"/>
+    <w:link w:val="af2"/>
+    <w:uiPriority w:val="99"/>
+    <w:rsid w:val="00EC4B3C"/>
+    <w:rPr>
+      <w:rFonts w:ascii="Times New Roman" w:hAnsi="Times New Roman"/>
+      <w:sz w:val="24"/>
+      <w:lang w:eastAsia="en-US"/>
+    </w:rPr>
+  </w:style>
+  <w:style w:type="paragraph" w:styleId="af4">
+    <w:name w:val="footer"/>
+    <w:basedOn w:val="a"/>
+    <w:link w:val="af5"/>
+    <w:uiPriority w:val="99"/>
+    <w:unhideWhenUsed/>
+    <w:rsid w:val="00EC4B3C"/>
+    <w:pPr>
+      <w:tabs>
+        <w:tab w:val="center" w:pos="4844"/>
+        <w:tab w:val="right" w:pos="9689"/>
+      </w:tabs>
+      <w:spacing w:after="0"/>
+    </w:pPr>
+  </w:style>
+  <w:style w:type="character" w:customStyle="1" w:styleId="af5">
+    <w:name w:val="Нижний колонтитул Знак"/>
+    <w:basedOn w:val="a0"/>
+    <w:link w:val="af4"/>
+    <w:uiPriority w:val="99"/>
+    <w:rsid w:val="00EC4B3C"/>
+    <w:rPr>
+      <w:rFonts w:ascii="Times New Roman" w:hAnsi="Times New Roman"/>
+      <w:sz w:val="24"/>
+      <w:lang w:eastAsia="en-US"/>
+    </w:rPr>
+  </w:style>
 </w:styles>
 </file>
 
@@ -13070,7 +15291,7 @@
 </file>
 
 <file path=customXml/itemProps1.xml><?xml version="1.0" encoding="utf-8"?>
-<ds:datastoreItem xmlns:ds="http://schemas.openxmlformats.org/officeDocument/2006/customXml" ds:itemID="{37DB2897-DCA6-4A76-945C-7AB5309DEA34}">
+<ds:datastoreItem xmlns:ds="http://schemas.openxmlformats.org/officeDocument/2006/customXml" ds:itemID="{11BA9CEE-3F13-44B1-9027-06B6896EF719}">
   <ds:schemaRefs>
     <ds:schemaRef ds:uri="http://schemas.openxmlformats.org/officeDocument/2006/bibliography"/>
   </ds:schemaRefs>
